--- a/data/concession-rostov/П6_Основные_Финансовые_Условия_КС_РО1000+264_v8.docx
+++ b/data/concession-rostov/П6_Основные_Финансовые_Условия_КС_РО1000+264_v8.docx
@@ -1,6 +1,6 @@
 
 <file path=word/document.xml><?xml version="1.0" encoding="utf-8"?>
-<w:document xmlns:wpc="http://schemas.microsoft.com/office/word/2010/wordprocessingCanvas" xmlns:mc="http://schemas.openxmlformats.org/markup-compatibility/2006" xmlns:o="urn:schemas-microsoft-com:office:office" xmlns:r="http://schemas.openxmlformats.org/officeDocument/2006/relationships" xmlns:m="http://schemas.openxmlformats.org/officeDocument/2006/math" xmlns:v="urn:schemas-microsoft-com:vml" xmlns:wp14="http://schemas.microsoft.com/office/word/2010/wordprocessingDrawing" xmlns:wp="http://schemas.openxmlformats.org/drawingml/2006/wordprocessingDrawing" xmlns:w10="urn:schemas-microsoft-com:office:word" xmlns:w="http://schemas.openxmlformats.org/wordprocessingml/2006/main" xmlns:w14="http://schemas.microsoft.com/office/word/2010/wordml" xmlns:w15="http://schemas.microsoft.com/office/word/2012/wordml" xmlns:wpg="http://schemas.microsoft.com/office/word/2010/wordprocessingGroup" xmlns:wpi="http://schemas.microsoft.com/office/word/2010/wordprocessingInk" xmlns:wne="http://schemas.microsoft.com/office/word/2006/wordml" xmlns:wps="http://schemas.microsoft.com/office/word/2010/wordprocessingShape" mc:Ignorable="w14 w15 wp14">
+<w:document xmlns:wpc="http://schemas.microsoft.com/office/word/2010/wordprocessingCanvas" xmlns:cx="http://schemas.microsoft.com/office/drawing/2014/chartex" xmlns:cx1="http://schemas.microsoft.com/office/drawing/2015/9/8/chartex" xmlns:cx2="http://schemas.microsoft.com/office/drawing/2015/10/21/chartex" xmlns:cx3="http://schemas.microsoft.com/office/drawing/2016/5/9/chartex" xmlns:cx4="http://schemas.microsoft.com/office/drawing/2016/5/10/chartex" xmlns:cx5="http://schemas.microsoft.com/office/drawing/2016/5/11/chartex" xmlns:cx6="http://schemas.microsoft.com/office/drawing/2016/5/12/chartex" xmlns:cx7="http://schemas.microsoft.com/office/drawing/2016/5/13/chartex" xmlns:cx8="http://schemas.microsoft.com/office/drawing/2016/5/14/chartex" xmlns:mc="http://schemas.openxmlformats.org/markup-compatibility/2006" xmlns:aink="http://schemas.microsoft.com/office/drawing/2016/ink" xmlns:am3d="http://schemas.microsoft.com/office/drawing/2017/model3d" xmlns:o="urn:schemas-microsoft-com:office:office" xmlns:oel="http://schemas.microsoft.com/office/2019/extlst" xmlns:r="http://schemas.openxmlformats.org/officeDocument/2006/relationships" xmlns:m="http://schemas.openxmlformats.org/officeDocument/2006/math" xmlns:v="urn:schemas-microsoft-com:vml" xmlns:wp14="http://schemas.microsoft.com/office/word/2010/wordprocessingDrawing" xmlns:wp="http://schemas.openxmlformats.org/drawingml/2006/wordprocessingDrawing" xmlns:w10="urn:schemas-microsoft-com:office:word" xmlns:w="http://schemas.openxmlformats.org/wordprocessingml/2006/main" xmlns:w14="http://schemas.microsoft.com/office/word/2010/wordml" xmlns:w15="http://schemas.microsoft.com/office/word/2012/wordml" xmlns:w16cex="http://schemas.microsoft.com/office/word/2018/wordml/cex" xmlns:w16cid="http://schemas.microsoft.com/office/word/2016/wordml/cid" xmlns:w16="http://schemas.microsoft.com/office/word/2018/wordml" xmlns:w16du="http://schemas.microsoft.com/office/word/2023/wordml/word16du" xmlns:w16sdtdh="http://schemas.microsoft.com/office/word/2020/wordml/sdtdatahash" xmlns:w16sdtfl="http://schemas.microsoft.com/office/word/2024/wordml/sdtformatlock" xmlns:w16se="http://schemas.microsoft.com/office/word/2015/wordml/symex" xmlns:wpg="http://schemas.microsoft.com/office/word/2010/wordprocessingGroup" xmlns:wpi="http://schemas.microsoft.com/office/word/2010/wordprocessingInk" xmlns:wne="http://schemas.microsoft.com/office/word/2006/wordml" xmlns:wps="http://schemas.microsoft.com/office/word/2010/wordprocessingShape" mc:Ignorable="w14 w15 w16se w16cid w16 w16cex w16sdtdh w16sdtfl w16du wp14">
   <w:body>
     <w:p>
       <w:pPr>
@@ -199,28 +199,197 @@
     </w:p>
     <w:p>
       <w:pPr>
+        <w:spacing w:after="0" w:line="240" w:lineRule="auto"/>
+        <w:ind w:left="720" w:hanging="720"/>
+        <w:jc w:val="both"/>
+        <w:rPr>
+          <w:rFonts w:ascii="Times New Roman" w:eastAsia="Times New Roman" w:hAnsi="Times New Roman" w:cs="Times New Roman"/>
+          <w:sz w:val="24"/>
+          <w:szCs w:val="24"/>
+        </w:rPr>
+      </w:pPr>
+      <w:r>
+        <w:rPr>
+          <w:rFonts w:ascii="Times New Roman" w:eastAsia="Times New Roman" w:hAnsi="Times New Roman" w:cs="Times New Roman"/>
+          <w:sz w:val="24"/>
+          <w:szCs w:val="24"/>
+        </w:rPr>
+        <w:lastRenderedPageBreak/>
+        <w:t>1.</w:t>
+      </w:r>
+      <w:r>
+        <w:rPr>
+          <w:rFonts w:ascii="Times New Roman" w:eastAsia="Times New Roman" w:hAnsi="Times New Roman" w:cs="Times New Roman"/>
+          <w:sz w:val="24"/>
+          <w:szCs w:val="24"/>
+        </w:rPr>
+        <w:tab/>
+      </w:r>
+      <w:r>
+        <w:rPr>
+          <w:rFonts w:ascii="Times New Roman" w:eastAsia="Times New Roman" w:hAnsi="Times New Roman" w:cs="Times New Roman"/>
+          <w:sz w:val="24"/>
+          <w:szCs w:val="24"/>
+        </w:rPr>
+        <w:t>Общие положения</w:t>
+      </w:r>
+    </w:p>
+    <w:p>
+      <w:pPr>
         <w:pStyle w:val="ab"/>
-        <w:numPr>
-          <w:ilvl w:val="0"/>
-          <w:numId w:val="3"/>
-        </w:numPr>
-        <w:spacing w:after="0" w:line="240" w:lineRule="auto"/>
-        <w:ind w:hanging="720"/>
-        <w:jc w:val="both"/>
-        <w:rPr>
-          <w:rFonts w:ascii="Times New Roman" w:eastAsia="Times New Roman" w:hAnsi="Times New Roman" w:cs="Times New Roman"/>
-          <w:sz w:val="24"/>
-          <w:szCs w:val="24"/>
-        </w:rPr>
-      </w:pPr>
-      <w:r>
-        <w:rPr>
-          <w:rFonts w:ascii="Times New Roman" w:eastAsia="Times New Roman" w:hAnsi="Times New Roman" w:cs="Times New Roman"/>
-          <w:sz w:val="24"/>
-          <w:szCs w:val="24"/>
-        </w:rPr>
-        <w:lastRenderedPageBreak/>
-        <w:t>Общие положения</w:t>
+        <w:spacing w:after="0" w:line="240" w:lineRule="auto"/>
+        <w:jc w:val="both"/>
+        <w:rPr>
+          <w:rFonts w:ascii="Times New Roman" w:eastAsia="Times New Roman" w:hAnsi="Times New Roman" w:cs="Times New Roman"/>
+          <w:sz w:val="24"/>
+          <w:szCs w:val="24"/>
+        </w:rPr>
+      </w:pPr>
+    </w:p>
+    <w:p>
+      <w:pPr>
+        <w:spacing w:after="0" w:line="240" w:lineRule="auto"/>
+        <w:ind w:left="720" w:hanging="720"/>
+        <w:jc w:val="both"/>
+        <w:rPr>
+          <w:rFonts w:ascii="Times New Roman" w:eastAsia="Times New Roman" w:hAnsi="Times New Roman" w:cs="Times New Roman"/>
+          <w:sz w:val="24"/>
+          <w:szCs w:val="24"/>
+        </w:rPr>
+      </w:pPr>
+      <w:r>
+        <w:rPr>
+          <w:rFonts w:ascii="Times New Roman" w:eastAsia="Times New Roman" w:hAnsi="Times New Roman" w:cs="Times New Roman"/>
+          <w:sz w:val="24"/>
+          <w:szCs w:val="24"/>
+        </w:rPr>
+        <w:t>1.1.</w:t>
+      </w:r>
+      <w:r>
+        <w:rPr>
+          <w:rFonts w:ascii="Times New Roman" w:eastAsia="Times New Roman" w:hAnsi="Times New Roman" w:cs="Times New Roman"/>
+          <w:sz w:val="24"/>
+          <w:szCs w:val="24"/>
+        </w:rPr>
+        <w:tab/>
+      </w:r>
+      <w:r>
+        <w:rPr>
+          <w:rFonts w:ascii="Times New Roman" w:eastAsia="Times New Roman" w:hAnsi="Times New Roman" w:cs="Times New Roman"/>
+          <w:sz w:val="24"/>
+          <w:szCs w:val="24"/>
+        </w:rPr>
+        <w:t xml:space="preserve">Настоящее Приложение дополняет положения раздела </w:t>
+      </w:r>
+      <w:r>
+        <w:rPr>
+          <w:rFonts w:ascii="Times New Roman" w:eastAsia="Times New Roman" w:hAnsi="Times New Roman" w:cs="Times New Roman"/>
+          <w:sz w:val="24"/>
+          <w:szCs w:val="24"/>
+        </w:rPr>
+        <w:t>12.8</w:t>
+      </w:r>
+      <w:r>
+        <w:rPr>
+          <w:rFonts w:ascii="Times New Roman" w:eastAsia="Times New Roman" w:hAnsi="Times New Roman" w:cs="Times New Roman"/>
+          <w:sz w:val="24"/>
+          <w:szCs w:val="24"/>
+        </w:rPr>
+        <w:t xml:space="preserve"> Соглашения.</w:t>
+      </w:r>
+    </w:p>
+    <w:p>
+      <w:pPr>
+        <w:spacing w:after="0" w:line="240" w:lineRule="auto"/>
+        <w:jc w:val="both"/>
+        <w:rPr>
+          <w:rFonts w:ascii="Times New Roman" w:eastAsia="Times New Roman" w:hAnsi="Times New Roman" w:cs="Times New Roman"/>
+          <w:sz w:val="24"/>
+          <w:szCs w:val="24"/>
+        </w:rPr>
+      </w:pPr>
+    </w:p>
+    <w:p>
+      <w:pPr>
+        <w:spacing w:after="0" w:line="240" w:lineRule="auto"/>
+        <w:ind w:left="720" w:hanging="720"/>
+        <w:jc w:val="both"/>
+        <w:rPr>
+          <w:rFonts w:ascii="Times New Roman" w:eastAsia="Times New Roman" w:hAnsi="Times New Roman" w:cs="Times New Roman"/>
+          <w:sz w:val="24"/>
+          <w:szCs w:val="24"/>
+        </w:rPr>
+      </w:pPr>
+      <w:r>
+        <w:rPr>
+          <w:rFonts w:ascii="Times New Roman" w:eastAsia="Times New Roman" w:hAnsi="Times New Roman" w:cs="Times New Roman"/>
+          <w:sz w:val="24"/>
+          <w:szCs w:val="24"/>
+        </w:rPr>
+        <w:t>2.</w:t>
+      </w:r>
+      <w:r>
+        <w:rPr>
+          <w:rFonts w:ascii="Times New Roman" w:eastAsia="Times New Roman" w:hAnsi="Times New Roman" w:cs="Times New Roman"/>
+          <w:sz w:val="24"/>
+          <w:szCs w:val="24"/>
+        </w:rPr>
+        <w:tab/>
+      </w:r>
+      <w:r>
+        <w:rPr>
+          <w:rFonts w:ascii="Times New Roman" w:eastAsia="Times New Roman" w:hAnsi="Times New Roman" w:cs="Times New Roman"/>
+          <w:sz w:val="24"/>
+          <w:szCs w:val="24"/>
+        </w:rPr>
+        <w:t>Основные Финансовые Условия Проекта:</w:t>
+      </w:r>
+    </w:p>
+    <w:p>
+      <w:pPr>
+        <w:spacing w:after="0" w:line="240" w:lineRule="auto"/>
+        <w:jc w:val="both"/>
+        <w:rPr>
+          <w:rFonts w:ascii="Times New Roman" w:eastAsia="Times New Roman" w:hAnsi="Times New Roman" w:cs="Times New Roman"/>
+          <w:sz w:val="24"/>
+          <w:szCs w:val="24"/>
+        </w:rPr>
+      </w:pPr>
+    </w:p>
+    <w:p>
+      <w:pPr>
+        <w:spacing w:after="0" w:line="240" w:lineRule="auto"/>
+        <w:ind w:left="720" w:hanging="720"/>
+        <w:jc w:val="both"/>
+        <w:rPr>
+          <w:rFonts w:ascii="Times New Roman" w:eastAsia="Times New Roman" w:hAnsi="Times New Roman" w:cs="Times New Roman"/>
+          <w:sz w:val="24"/>
+          <w:szCs w:val="24"/>
+        </w:rPr>
+      </w:pPr>
+      <w:r>
+        <w:rPr>
+          <w:rFonts w:ascii="Times New Roman" w:eastAsia="Times New Roman" w:hAnsi="Times New Roman" w:cs="Times New Roman"/>
+          <w:sz w:val="24"/>
+          <w:szCs w:val="24"/>
+        </w:rPr>
+        <w:t>2.1.</w:t>
+      </w:r>
+      <w:r>
+        <w:rPr>
+          <w:rFonts w:ascii="Times New Roman" w:eastAsia="Times New Roman" w:hAnsi="Times New Roman" w:cs="Times New Roman"/>
+          <w:sz w:val="24"/>
+          <w:szCs w:val="24"/>
+        </w:rPr>
+        <w:tab/>
+      </w:r>
+      <w:r>
+        <w:rPr>
+          <w:rFonts w:ascii="Times New Roman" w:eastAsia="Times New Roman" w:hAnsi="Times New Roman" w:cs="Times New Roman"/>
+          <w:sz w:val="24"/>
+          <w:szCs w:val="24"/>
+        </w:rPr>
+        <w:t>Стороны согласовали, следующие основные финансовые характеристики Проекта:</w:t>
       </w:r>
     </w:p>
     <w:p>
@@ -238,115 +407,142 @@
     <w:p>
       <w:pPr>
         <w:pStyle w:val="ab"/>
-        <w:numPr>
-          <w:ilvl w:val="1"/>
-          <w:numId w:val="3"/>
-        </w:numPr>
-        <w:spacing w:after="0" w:line="240" w:lineRule="auto"/>
-        <w:ind w:hanging="720"/>
-        <w:jc w:val="both"/>
-        <w:rPr>
-          <w:rFonts w:ascii="Times New Roman" w:eastAsia="Times New Roman" w:hAnsi="Times New Roman" w:cs="Times New Roman"/>
-          <w:sz w:val="24"/>
-          <w:szCs w:val="24"/>
-        </w:rPr>
-      </w:pPr>
-      <w:r>
-        <w:rPr>
-          <w:rFonts w:ascii="Times New Roman" w:eastAsia="Times New Roman" w:hAnsi="Times New Roman" w:cs="Times New Roman"/>
-          <w:sz w:val="24"/>
-          <w:szCs w:val="24"/>
-        </w:rPr>
-        <w:t xml:space="preserve">Настоящее Приложение дополняет положения раздела </w:t>
-      </w:r>
-      <w:r>
-        <w:rPr>
-          <w:rFonts w:ascii="Times New Roman" w:eastAsia="Times New Roman" w:hAnsi="Times New Roman" w:cs="Times New Roman"/>
-          <w:sz w:val="24"/>
-          <w:szCs w:val="24"/>
-        </w:rPr>
-        <w:t>12.8</w:t>
-      </w:r>
-      <w:r>
-        <w:rPr>
-          <w:rFonts w:ascii="Times New Roman" w:eastAsia="Times New Roman" w:hAnsi="Times New Roman" w:cs="Times New Roman"/>
-          <w:sz w:val="24"/>
-          <w:szCs w:val="24"/>
-        </w:rPr>
-        <w:t xml:space="preserve"> Соглашения.</w:t>
-      </w:r>
-    </w:p>
-    <w:p>
-      <w:pPr>
-        <w:spacing w:after="0" w:line="240" w:lineRule="auto"/>
-        <w:jc w:val="both"/>
-        <w:rPr>
-          <w:rFonts w:ascii="Times New Roman" w:eastAsia="Times New Roman" w:hAnsi="Times New Roman" w:cs="Times New Roman"/>
-          <w:sz w:val="24"/>
-          <w:szCs w:val="24"/>
-        </w:rPr>
-      </w:pPr>
+        <w:spacing w:after="0" w:line="240" w:lineRule="auto"/>
+        <w:jc w:val="both"/>
+        <w:rPr>
+          <w:rFonts w:ascii="Times New Roman" w:eastAsia="Times New Roman" w:hAnsi="Times New Roman" w:cs="Times New Roman"/>
+          <w:sz w:val="24"/>
+          <w:szCs w:val="24"/>
+        </w:rPr>
+      </w:pPr>
+      <w:r>
+        <w:rPr>
+          <w:rFonts w:ascii="Times New Roman" w:eastAsia="Times New Roman" w:hAnsi="Times New Roman" w:cs="Times New Roman"/>
+          <w:sz w:val="24"/>
+          <w:szCs w:val="24"/>
+        </w:rPr>
+        <w:t>а) Общий объем инвестиций в Создание</w:t>
+      </w:r>
+      <w:r>
+        <w:rPr>
+          <w:rFonts w:ascii="Times New Roman" w:eastAsia="Times New Roman" w:hAnsi="Times New Roman" w:cs="Times New Roman"/>
+          <w:sz w:val="24"/>
+          <w:szCs w:val="24"/>
+        </w:rPr>
+        <w:t xml:space="preserve"> и Модернизацию</w:t>
+      </w:r>
+      <w:r>
+        <w:rPr>
+          <w:rFonts w:ascii="Times New Roman" w:eastAsia="Times New Roman" w:hAnsi="Times New Roman" w:cs="Times New Roman"/>
+          <w:sz w:val="24"/>
+          <w:szCs w:val="24"/>
+        </w:rPr>
+        <w:t xml:space="preserve"> Объекта соглашения не более </w:t>
+      </w:r>
     </w:p>
     <w:p>
       <w:pPr>
         <w:pStyle w:val="ab"/>
-        <w:numPr>
-          <w:ilvl w:val="0"/>
-          <w:numId w:val="3"/>
-        </w:numPr>
-        <w:spacing w:after="0" w:line="240" w:lineRule="auto"/>
-        <w:ind w:hanging="720"/>
-        <w:jc w:val="both"/>
-        <w:rPr>
-          <w:rFonts w:ascii="Times New Roman" w:eastAsia="Times New Roman" w:hAnsi="Times New Roman" w:cs="Times New Roman"/>
-          <w:sz w:val="24"/>
-          <w:szCs w:val="24"/>
-        </w:rPr>
-      </w:pPr>
-      <w:r>
-        <w:rPr>
-          <w:rFonts w:ascii="Times New Roman" w:eastAsia="Times New Roman" w:hAnsi="Times New Roman" w:cs="Times New Roman"/>
-          <w:sz w:val="24"/>
-          <w:szCs w:val="24"/>
-        </w:rPr>
-        <w:t>Основные Финансовые Условия Проекта:</w:t>
-      </w:r>
-    </w:p>
-    <w:p>
-      <w:pPr>
-        <w:spacing w:after="0" w:line="240" w:lineRule="auto"/>
-        <w:jc w:val="both"/>
-        <w:rPr>
-          <w:rFonts w:ascii="Times New Roman" w:eastAsia="Times New Roman" w:hAnsi="Times New Roman" w:cs="Times New Roman"/>
-          <w:sz w:val="24"/>
-          <w:szCs w:val="24"/>
-        </w:rPr>
-      </w:pPr>
+        <w:spacing w:after="0" w:line="240" w:lineRule="auto"/>
+        <w:jc w:val="both"/>
+        <w:rPr>
+          <w:rFonts w:ascii="Times New Roman" w:eastAsia="Times New Roman" w:hAnsi="Times New Roman" w:cs="Times New Roman"/>
+          <w:sz w:val="24"/>
+          <w:szCs w:val="24"/>
+        </w:rPr>
+      </w:pPr>
+      <w:r>
+        <w:rPr>
+          <w:rFonts w:ascii="Times New Roman" w:eastAsia="Times New Roman" w:hAnsi="Times New Roman" w:cs="Times New Roman"/>
+          <w:sz w:val="24"/>
+          <w:szCs w:val="24"/>
+        </w:rPr>
+        <w:t xml:space="preserve">7 </w:t>
+      </w:r>
+      <w:r>
+        <w:rPr>
+          <w:rFonts w:ascii="Times New Roman" w:eastAsia="Times New Roman" w:hAnsi="Times New Roman" w:cs="Times New Roman"/>
+          <w:sz w:val="24"/>
+          <w:szCs w:val="24"/>
+        </w:rPr>
+        <w:t>832</w:t>
+      </w:r>
+      <w:r>
+        <w:rPr>
+          <w:rFonts w:ascii="Times New Roman" w:eastAsia="Times New Roman" w:hAnsi="Times New Roman" w:cs="Times New Roman"/>
+          <w:sz w:val="24"/>
+          <w:szCs w:val="24"/>
+        </w:rPr>
+        <w:t> 000 000</w:t>
+      </w:r>
+      <w:r>
+        <w:rPr>
+          <w:rFonts w:ascii="Times New Roman" w:eastAsia="Times New Roman" w:hAnsi="Times New Roman" w:cs="Times New Roman"/>
+          <w:sz w:val="24"/>
+          <w:szCs w:val="24"/>
+        </w:rPr>
+        <w:t>,00 (</w:t>
+      </w:r>
+      <w:r>
+        <w:rPr>
+          <w:rFonts w:ascii="Times New Roman" w:eastAsia="Times New Roman" w:hAnsi="Times New Roman" w:cs="Times New Roman"/>
+          <w:sz w:val="24"/>
+          <w:szCs w:val="24"/>
+        </w:rPr>
+        <w:t>С</w:t>
+      </w:r>
+      <w:r>
+        <w:rPr>
+          <w:rFonts w:ascii="Times New Roman" w:eastAsia="Times New Roman" w:hAnsi="Times New Roman" w:cs="Times New Roman"/>
+          <w:sz w:val="24"/>
+          <w:szCs w:val="24"/>
+        </w:rPr>
+        <w:t>емь миллиардов</w:t>
+      </w:r>
+      <w:r>
+        <w:rPr>
+          <w:rFonts w:ascii="Times New Roman" w:eastAsia="Times New Roman" w:hAnsi="Times New Roman" w:cs="Times New Roman"/>
+          <w:sz w:val="24"/>
+          <w:szCs w:val="24"/>
+        </w:rPr>
+        <w:t xml:space="preserve"> восемьсот тридцать два миллиона</w:t>
+      </w:r>
+      <w:r>
+        <w:rPr>
+          <w:rFonts w:ascii="Times New Roman" w:eastAsia="Times New Roman" w:hAnsi="Times New Roman" w:cs="Times New Roman"/>
+          <w:sz w:val="24"/>
+          <w:szCs w:val="24"/>
+        </w:rPr>
+        <w:t>) рублей и</w:t>
+      </w:r>
+      <w:r>
+        <w:rPr>
+          <w:rFonts w:ascii="Times New Roman" w:eastAsia="Times New Roman" w:hAnsi="Times New Roman" w:cs="Times New Roman"/>
+          <w:sz w:val="24"/>
+          <w:szCs w:val="24"/>
+        </w:rPr>
+        <w:t> </w:t>
+      </w:r>
+      <w:r>
+        <w:rPr>
+          <w:rFonts w:ascii="Times New Roman" w:eastAsia="Times New Roman" w:hAnsi="Times New Roman" w:cs="Times New Roman"/>
+          <w:sz w:val="24"/>
+          <w:szCs w:val="24"/>
+        </w:rPr>
+        <w:t>состоит из:</w:t>
+      </w:r>
     </w:p>
     <w:p>
       <w:pPr>
         <w:pStyle w:val="ab"/>
-        <w:numPr>
-          <w:ilvl w:val="1"/>
-          <w:numId w:val="3"/>
-        </w:numPr>
-        <w:spacing w:after="0" w:line="240" w:lineRule="auto"/>
-        <w:ind w:hanging="720"/>
-        <w:jc w:val="both"/>
-        <w:rPr>
-          <w:rFonts w:ascii="Times New Roman" w:eastAsia="Times New Roman" w:hAnsi="Times New Roman" w:cs="Times New Roman"/>
-          <w:sz w:val="24"/>
-          <w:szCs w:val="24"/>
-        </w:rPr>
-      </w:pPr>
-      <w:r>
-        <w:rPr>
-          <w:rFonts w:ascii="Times New Roman" w:eastAsia="Times New Roman" w:hAnsi="Times New Roman" w:cs="Times New Roman"/>
-          <w:sz w:val="24"/>
-          <w:szCs w:val="24"/>
-        </w:rPr>
-        <w:t>Стороны согласовали, следующие основные финансовые характеристики Проекта:</w:t>
-      </w:r>
+        <w:spacing w:after="0" w:line="240" w:lineRule="auto"/>
+        <w:jc w:val="both"/>
+        <w:rPr>
+          <w:rFonts w:ascii="Times New Roman" w:eastAsia="Times New Roman" w:hAnsi="Times New Roman" w:cs="Times New Roman"/>
+          <w:sz w:val="24"/>
+          <w:szCs w:val="24"/>
+        </w:rPr>
+      </w:pPr>
     </w:p>
     <w:p>
       <w:pPr>
@@ -355,10 +551,19 @@
         <w:jc w:val="both"/>
         <w:rPr>
           <w:rFonts w:ascii="Times New Roman" w:eastAsia="Times New Roman" w:hAnsi="Times New Roman" w:cs="Times New Roman"/>
-          <w:sz w:val="24"/>
-          <w:szCs w:val="24"/>
-        </w:rPr>
-      </w:pPr>
+          <w:strike/>
+          <w:sz w:val="24"/>
+          <w:szCs w:val="24"/>
+        </w:rPr>
+      </w:pPr>
+      <w:r>
+        <w:rPr>
+          <w:rFonts w:ascii="Times New Roman" w:eastAsia="Times New Roman" w:hAnsi="Times New Roman" w:cs="Times New Roman"/>
+          <w:sz w:val="24"/>
+          <w:szCs w:val="24"/>
+        </w:rPr>
+        <w:t xml:space="preserve">-Общий объем инвестиций в Создание Объекта соглашения не более </w:t>
+      </w:r>
     </w:p>
     <w:p>
       <w:pPr>
@@ -377,23 +582,87 @@
           <w:sz w:val="24"/>
           <w:szCs w:val="24"/>
         </w:rPr>
-        <w:t>а) Общий объем инвестиций в Создание</w:t>
-      </w:r>
-      <w:r>
-        <w:rPr>
-          <w:rFonts w:ascii="Times New Roman" w:eastAsia="Times New Roman" w:hAnsi="Times New Roman" w:cs="Times New Roman"/>
-          <w:sz w:val="24"/>
-          <w:szCs w:val="24"/>
-        </w:rPr>
-        <w:t xml:space="preserve"> и Модернизацию</w:t>
-      </w:r>
-      <w:r>
-        <w:rPr>
-          <w:rFonts w:ascii="Times New Roman" w:eastAsia="Times New Roman" w:hAnsi="Times New Roman" w:cs="Times New Roman"/>
-          <w:sz w:val="24"/>
-          <w:szCs w:val="24"/>
-        </w:rPr>
-        <w:t xml:space="preserve"> Объекта соглашения не более </w:t>
+        <w:t>2 </w:t>
+      </w:r>
+      <w:r>
+        <w:rPr>
+          <w:rFonts w:ascii="Times New Roman" w:eastAsia="Times New Roman" w:hAnsi="Times New Roman" w:cs="Times New Roman"/>
+          <w:sz w:val="24"/>
+          <w:szCs w:val="24"/>
+        </w:rPr>
+        <w:t>7</w:t>
+      </w:r>
+      <w:r>
+        <w:rPr>
+          <w:rFonts w:ascii="Times New Roman" w:eastAsia="Times New Roman" w:hAnsi="Times New Roman" w:cs="Times New Roman"/>
+          <w:sz w:val="24"/>
+          <w:szCs w:val="24"/>
+        </w:rPr>
+        <w:t>76</w:t>
+      </w:r>
+      <w:r>
+        <w:rPr>
+          <w:rFonts w:ascii="Times New Roman" w:eastAsia="Times New Roman" w:hAnsi="Times New Roman" w:cs="Times New Roman"/>
+          <w:sz w:val="24"/>
+          <w:szCs w:val="24"/>
+        </w:rPr>
+        <w:t> </w:t>
+      </w:r>
+      <w:r>
+        <w:rPr>
+          <w:rFonts w:ascii="Times New Roman" w:eastAsia="Times New Roman" w:hAnsi="Times New Roman" w:cs="Times New Roman"/>
+          <w:sz w:val="24"/>
+          <w:szCs w:val="24"/>
+        </w:rPr>
+        <w:t>000 000 (</w:t>
+      </w:r>
+      <w:r>
+        <w:rPr>
+          <w:rFonts w:ascii="Times New Roman" w:eastAsia="Times New Roman" w:hAnsi="Times New Roman" w:cs="Times New Roman"/>
+          <w:sz w:val="24"/>
+          <w:szCs w:val="24"/>
+        </w:rPr>
+        <w:t>Д</w:t>
+      </w:r>
+      <w:r>
+        <w:rPr>
+          <w:rFonts w:ascii="Times New Roman" w:eastAsia="Times New Roman" w:hAnsi="Times New Roman" w:cs="Times New Roman"/>
+          <w:sz w:val="24"/>
+          <w:szCs w:val="24"/>
+        </w:rPr>
+        <w:t xml:space="preserve">ва миллиарда </w:t>
+      </w:r>
+      <w:r>
+        <w:rPr>
+          <w:rFonts w:ascii="Times New Roman" w:eastAsia="Times New Roman" w:hAnsi="Times New Roman" w:cs="Times New Roman"/>
+          <w:sz w:val="24"/>
+          <w:szCs w:val="24"/>
+        </w:rPr>
+        <w:t>семьсот</w:t>
+      </w:r>
+      <w:r>
+        <w:rPr>
+          <w:rFonts w:ascii="Times New Roman" w:eastAsia="Times New Roman" w:hAnsi="Times New Roman" w:cs="Times New Roman"/>
+          <w:sz w:val="24"/>
+          <w:szCs w:val="24"/>
+        </w:rPr>
+        <w:t xml:space="preserve"> семьдесят шесть миллионов</w:t>
+      </w:r>
+      <w:r>
+        <w:rPr>
+          <w:rFonts w:ascii="Times New Roman" w:eastAsia="Times New Roman" w:hAnsi="Times New Roman" w:cs="Times New Roman"/>
+          <w:sz w:val="24"/>
+          <w:szCs w:val="24"/>
+        </w:rPr>
+        <w:t>) рублей</w:t>
+      </w:r>
+      <w:r>
+        <w:rPr>
+          <w:rFonts w:ascii="Times New Roman" w:eastAsia="Times New Roman" w:hAnsi="Times New Roman" w:cs="Times New Roman"/>
+          <w:sz w:val="24"/>
+          <w:szCs w:val="24"/>
+        </w:rPr>
+        <w:t>.</w:t>
       </w:r>
     </w:p>
     <w:p>
@@ -413,63 +682,640 @@
           <w:sz w:val="24"/>
           <w:szCs w:val="24"/>
         </w:rPr>
-        <w:t xml:space="preserve">7 </w:t>
-      </w:r>
-      <w:r>
-        <w:rPr>
-          <w:rFonts w:ascii="Times New Roman" w:eastAsia="Times New Roman" w:hAnsi="Times New Roman" w:cs="Times New Roman"/>
-          <w:sz w:val="24"/>
-          <w:szCs w:val="24"/>
-        </w:rPr>
-        <w:t>832</w:t>
-      </w:r>
-      <w:r>
-        <w:rPr>
-          <w:rFonts w:ascii="Times New Roman" w:eastAsia="Times New Roman" w:hAnsi="Times New Roman" w:cs="Times New Roman"/>
-          <w:sz w:val="24"/>
-          <w:szCs w:val="24"/>
-        </w:rPr>
-        <w:t> 000 000</w:t>
-      </w:r>
-      <w:r>
-        <w:rPr>
-          <w:rFonts w:ascii="Times New Roman" w:eastAsia="Times New Roman" w:hAnsi="Times New Roman" w:cs="Times New Roman"/>
-          <w:sz w:val="24"/>
-          <w:szCs w:val="24"/>
-        </w:rPr>
-        <w:t>,00 (</w:t>
-      </w:r>
-      <w:r>
-        <w:rPr>
-          <w:rFonts w:ascii="Times New Roman" w:eastAsia="Times New Roman" w:hAnsi="Times New Roman" w:cs="Times New Roman"/>
-          <w:sz w:val="24"/>
-          <w:szCs w:val="24"/>
-        </w:rPr>
-        <w:t>С</w:t>
-      </w:r>
-      <w:r>
-        <w:rPr>
-          <w:rFonts w:ascii="Times New Roman" w:eastAsia="Times New Roman" w:hAnsi="Times New Roman" w:cs="Times New Roman"/>
-          <w:sz w:val="24"/>
-          <w:szCs w:val="24"/>
-        </w:rPr>
-        <w:t>емь миллиардов</w:t>
-      </w:r>
-      <w:r>
-        <w:rPr>
-          <w:rFonts w:ascii="Times New Roman" w:eastAsia="Times New Roman" w:hAnsi="Times New Roman" w:cs="Times New Roman"/>
-          <w:sz w:val="24"/>
-          <w:szCs w:val="24"/>
-        </w:rPr>
-        <w:t xml:space="preserve"> восемьсот тридцать два миллиона</w:t>
-      </w:r>
-      <w:r>
-        <w:rPr>
-          <w:rFonts w:ascii="Times New Roman" w:eastAsia="Times New Roman" w:hAnsi="Times New Roman" w:cs="Times New Roman"/>
-          <w:sz w:val="24"/>
-          <w:szCs w:val="24"/>
-        </w:rPr>
-        <w:t>) рублей и</w:t>
+        <w:t xml:space="preserve">-Общий объем инвестиций в Модернизацию Объекта соглашения не более </w:t>
+      </w:r>
+    </w:p>
+    <w:p>
+      <w:pPr>
+        <w:pStyle w:val="ab"/>
+        <w:spacing w:after="0" w:line="240" w:lineRule="auto"/>
+        <w:jc w:val="both"/>
+        <w:rPr>
+          <w:rFonts w:ascii="Times New Roman" w:eastAsia="Times New Roman" w:hAnsi="Times New Roman" w:cs="Times New Roman"/>
+          <w:sz w:val="24"/>
+          <w:szCs w:val="24"/>
+        </w:rPr>
+      </w:pPr>
+      <w:r>
+        <w:rPr>
+          <w:rFonts w:ascii="Times New Roman" w:eastAsia="Times New Roman" w:hAnsi="Times New Roman" w:cs="Times New Roman"/>
+          <w:sz w:val="24"/>
+          <w:szCs w:val="24"/>
+        </w:rPr>
+        <w:t>5 056</w:t>
+      </w:r>
+      <w:r>
+        <w:rPr>
+          <w:rFonts w:ascii="Times New Roman" w:eastAsia="Times New Roman" w:hAnsi="Times New Roman" w:cs="Times New Roman"/>
+          <w:sz w:val="24"/>
+          <w:szCs w:val="24"/>
+        </w:rPr>
+        <w:t> 000 000 (</w:t>
+      </w:r>
+      <w:r>
+        <w:rPr>
+          <w:rFonts w:ascii="Times New Roman" w:eastAsia="Times New Roman" w:hAnsi="Times New Roman" w:cs="Times New Roman"/>
+          <w:sz w:val="24"/>
+          <w:szCs w:val="24"/>
+        </w:rPr>
+        <w:t>П</w:t>
+      </w:r>
+      <w:r>
+        <w:rPr>
+          <w:rFonts w:ascii="Times New Roman" w:eastAsia="Times New Roman" w:hAnsi="Times New Roman" w:cs="Times New Roman"/>
+          <w:sz w:val="24"/>
+          <w:szCs w:val="24"/>
+        </w:rPr>
+        <w:t>ять миллиардов пятьдесят шесть миллионов</w:t>
+      </w:r>
+      <w:r>
+        <w:rPr>
+          <w:rFonts w:ascii="Times New Roman" w:eastAsia="Times New Roman" w:hAnsi="Times New Roman" w:cs="Times New Roman"/>
+          <w:sz w:val="24"/>
+          <w:szCs w:val="24"/>
+        </w:rPr>
+        <w:t>) рублей.</w:t>
+      </w:r>
+    </w:p>
+    <w:p>
+      <w:pPr>
+        <w:pStyle w:val="ab"/>
+        <w:spacing w:after="0" w:line="240" w:lineRule="auto"/>
+        <w:jc w:val="both"/>
+        <w:rPr>
+          <w:rFonts w:ascii="Times New Roman" w:eastAsia="Times New Roman" w:hAnsi="Times New Roman" w:cs="Times New Roman"/>
+          <w:sz w:val="24"/>
+          <w:szCs w:val="24"/>
+        </w:rPr>
+      </w:pPr>
+    </w:p>
+    <w:p>
+      <w:pPr>
+        <w:pStyle w:val="ab"/>
+        <w:spacing w:after="0" w:line="240" w:lineRule="auto"/>
+        <w:jc w:val="both"/>
+        <w:rPr>
+          <w:rFonts w:ascii="Times New Roman" w:eastAsia="Times New Roman" w:hAnsi="Times New Roman" w:cs="Times New Roman"/>
+          <w:sz w:val="24"/>
+          <w:szCs w:val="24"/>
+        </w:rPr>
+      </w:pPr>
+      <w:r>
+        <w:rPr>
+          <w:rFonts w:ascii="Times New Roman" w:eastAsia="Times New Roman" w:hAnsi="Times New Roman" w:cs="Times New Roman"/>
+          <w:sz w:val="24"/>
+          <w:szCs w:val="24"/>
+        </w:rPr>
+        <w:t>б</w:t>
+      </w:r>
+      <w:r>
+        <w:rPr>
+          <w:rFonts w:ascii="Times New Roman" w:eastAsia="Times New Roman" w:hAnsi="Times New Roman" w:cs="Times New Roman"/>
+          <w:sz w:val="24"/>
+          <w:szCs w:val="24"/>
+        </w:rPr>
+        <w:t>) Размер инвестиций в Создание и Модернизацию Объекта Соглашения и Имущества Концедента (в случае если в проекте предусмотрено такое имущество), состоит из:</w:t>
+      </w:r>
+    </w:p>
+    <w:p>
+      <w:pPr>
+        <w:pStyle w:val="ab"/>
+        <w:spacing w:after="0" w:line="240" w:lineRule="auto"/>
+        <w:ind w:left="1134" w:firstLine="282"/>
+        <w:jc w:val="both"/>
+        <w:rPr>
+          <w:rFonts w:ascii="Times New Roman" w:eastAsia="Times New Roman" w:hAnsi="Times New Roman" w:cs="Times New Roman"/>
+          <w:sz w:val="24"/>
+          <w:szCs w:val="24"/>
+        </w:rPr>
+      </w:pPr>
+      <w:r>
+        <w:rPr>
+          <w:rFonts w:ascii="Times New Roman" w:eastAsia="Times New Roman" w:hAnsi="Times New Roman" w:cs="Times New Roman"/>
+          <w:sz w:val="24"/>
+          <w:szCs w:val="24"/>
+        </w:rPr>
+        <w:t xml:space="preserve">а) не более </w:t>
+      </w:r>
+      <w:r>
+        <w:rPr>
+          <w:rFonts w:ascii="Times New Roman" w:eastAsia="Times New Roman" w:hAnsi="Times New Roman" w:cs="Times New Roman"/>
+          <w:sz w:val="24"/>
+          <w:szCs w:val="24"/>
+        </w:rPr>
+        <w:t>2 40</w:t>
+      </w:r>
+      <w:r>
+        <w:rPr>
+          <w:rFonts w:ascii="Times New Roman" w:eastAsia="Times New Roman" w:hAnsi="Times New Roman" w:cs="Times New Roman"/>
+          <w:sz w:val="24"/>
+          <w:szCs w:val="24"/>
+        </w:rPr>
+        <w:t>1</w:t>
+      </w:r>
+      <w:r>
+        <w:rPr>
+          <w:rFonts w:ascii="Times New Roman" w:eastAsia="Times New Roman" w:hAnsi="Times New Roman" w:cs="Times New Roman"/>
+          <w:sz w:val="24"/>
+          <w:szCs w:val="24"/>
+        </w:rPr>
+        <w:t xml:space="preserve"> 000 000 (Два миллиарда четыреста </w:t>
+      </w:r>
+      <w:r>
+        <w:rPr>
+          <w:rFonts w:ascii="Times New Roman" w:eastAsia="Times New Roman" w:hAnsi="Times New Roman" w:cs="Times New Roman"/>
+          <w:sz w:val="24"/>
+          <w:szCs w:val="24"/>
+        </w:rPr>
+        <w:t>один</w:t>
+      </w:r>
+      <w:r>
+        <w:rPr>
+          <w:rFonts w:ascii="Times New Roman" w:eastAsia="Times New Roman" w:hAnsi="Times New Roman" w:cs="Times New Roman"/>
+          <w:sz w:val="24"/>
+          <w:szCs w:val="24"/>
+        </w:rPr>
+        <w:t xml:space="preserve"> миллион) рублей</w:t>
+      </w:r>
+      <w:r>
+        <w:rPr>
+          <w:rFonts w:ascii="Times New Roman" w:eastAsia="Times New Roman" w:hAnsi="Times New Roman" w:cs="Times New Roman"/>
+          <w:sz w:val="24"/>
+          <w:szCs w:val="24"/>
+        </w:rPr>
+        <w:t xml:space="preserve"> в рамках Этапа 1;</w:t>
+      </w:r>
+    </w:p>
+    <w:p>
+      <w:pPr>
+        <w:pStyle w:val="ab"/>
+        <w:spacing w:after="0" w:line="240" w:lineRule="auto"/>
+        <w:ind w:left="1134" w:firstLine="282"/>
+        <w:jc w:val="both"/>
+        <w:rPr>
+          <w:rFonts w:ascii="Times New Roman" w:eastAsia="Times New Roman" w:hAnsi="Times New Roman" w:cs="Times New Roman"/>
+          <w:sz w:val="24"/>
+          <w:szCs w:val="24"/>
+        </w:rPr>
+      </w:pPr>
+      <w:r>
+        <w:rPr>
+          <w:rFonts w:ascii="Times New Roman" w:eastAsia="Times New Roman" w:hAnsi="Times New Roman" w:cs="Times New Roman"/>
+          <w:sz w:val="24"/>
+          <w:szCs w:val="24"/>
+        </w:rPr>
+        <w:t xml:space="preserve">б) не более </w:t>
+      </w:r>
+      <w:r>
+        <w:rPr>
+          <w:rFonts w:ascii="Times New Roman" w:eastAsia="Times New Roman" w:hAnsi="Times New Roman" w:cs="Times New Roman"/>
+          <w:sz w:val="24"/>
+          <w:szCs w:val="24"/>
+        </w:rPr>
+        <w:t xml:space="preserve"> 3 495 000 000 (Три миллиарда четыреста девяносто пять миллионов) рублей</w:t>
+      </w:r>
+      <w:r>
+        <w:rPr>
+          <w:rFonts w:ascii="Times New Roman" w:eastAsia="Times New Roman" w:hAnsi="Times New Roman" w:cs="Times New Roman"/>
+          <w:sz w:val="24"/>
+          <w:szCs w:val="24"/>
+        </w:rPr>
+        <w:t xml:space="preserve"> в рамках Этапа 2;</w:t>
+      </w:r>
+    </w:p>
+    <w:p>
+      <w:pPr>
+        <w:pStyle w:val="ab"/>
+        <w:spacing w:after="0" w:line="240" w:lineRule="auto"/>
+        <w:ind w:left="1134" w:firstLine="282"/>
+        <w:jc w:val="both"/>
+        <w:rPr>
+          <w:rFonts w:ascii="Times New Roman" w:eastAsia="Times New Roman" w:hAnsi="Times New Roman" w:cs="Times New Roman"/>
+          <w:sz w:val="24"/>
+          <w:szCs w:val="24"/>
+        </w:rPr>
+      </w:pPr>
+      <w:r>
+        <w:rPr>
+          <w:rFonts w:ascii="Times New Roman" w:eastAsia="Times New Roman" w:hAnsi="Times New Roman" w:cs="Times New Roman"/>
+          <w:sz w:val="24"/>
+          <w:szCs w:val="24"/>
+        </w:rPr>
+        <w:t xml:space="preserve">в) не более </w:t>
+      </w:r>
+      <w:r>
+        <w:rPr>
+          <w:rFonts w:ascii="Times New Roman" w:eastAsia="Times New Roman" w:hAnsi="Times New Roman" w:cs="Times New Roman"/>
+          <w:sz w:val="24"/>
+          <w:szCs w:val="24"/>
+        </w:rPr>
+        <w:t>1 936 000 000 (Один миллиард девятьсот тридцать шесть миллионов) рублей</w:t>
+      </w:r>
+      <w:r>
+        <w:rPr>
+          <w:rFonts w:ascii="Times New Roman" w:eastAsia="Times New Roman" w:hAnsi="Times New Roman" w:cs="Times New Roman"/>
+          <w:sz w:val="24"/>
+          <w:szCs w:val="24"/>
+        </w:rPr>
+        <w:t xml:space="preserve"> в рамках Этапа 3</w:t>
+      </w:r>
+      <w:r>
+        <w:rPr>
+          <w:rFonts w:ascii="Times New Roman" w:eastAsia="Times New Roman" w:hAnsi="Times New Roman" w:cs="Times New Roman"/>
+          <w:sz w:val="24"/>
+          <w:szCs w:val="24"/>
+        </w:rPr>
+        <w:t>.</w:t>
+      </w:r>
+    </w:p>
+    <w:p>
+      <w:pPr>
+        <w:pStyle w:val="ab"/>
+        <w:spacing w:after="0" w:line="240" w:lineRule="auto"/>
+        <w:jc w:val="both"/>
+        <w:rPr>
+          <w:rFonts w:ascii="Times New Roman" w:eastAsia="Times New Roman" w:hAnsi="Times New Roman" w:cs="Times New Roman"/>
+          <w:sz w:val="24"/>
+          <w:szCs w:val="24"/>
+        </w:rPr>
+      </w:pPr>
+    </w:p>
+    <w:p>
+      <w:pPr>
+        <w:pStyle w:val="ab"/>
+        <w:spacing w:after="0" w:line="240" w:lineRule="auto"/>
+        <w:jc w:val="both"/>
+        <w:rPr>
+          <w:rFonts w:ascii="Times New Roman" w:eastAsia="Times New Roman" w:hAnsi="Times New Roman" w:cs="Times New Roman"/>
+          <w:sz w:val="24"/>
+          <w:szCs w:val="24"/>
+        </w:rPr>
+      </w:pPr>
+      <w:r>
+        <w:rPr>
+          <w:rFonts w:ascii="Times New Roman" w:eastAsia="Times New Roman" w:hAnsi="Times New Roman" w:cs="Times New Roman"/>
+          <w:sz w:val="24"/>
+          <w:szCs w:val="24"/>
+        </w:rPr>
+        <w:t>в</w:t>
+      </w:r>
+      <w:r>
+        <w:rPr>
+          <w:rFonts w:ascii="Times New Roman" w:eastAsia="Times New Roman" w:hAnsi="Times New Roman" w:cs="Times New Roman"/>
+          <w:sz w:val="24"/>
+          <w:szCs w:val="24"/>
+        </w:rPr>
+        <w:t xml:space="preserve">) Общий размер Платы Концедента составляет </w:t>
+      </w:r>
+      <w:r>
+        <w:rPr>
+          <w:rFonts w:ascii="Times New Roman" w:eastAsia="Times New Roman" w:hAnsi="Times New Roman" w:cs="Times New Roman"/>
+          <w:sz w:val="24"/>
+          <w:szCs w:val="24"/>
+        </w:rPr>
+        <w:t>40 02</w:t>
+      </w:r>
+      <w:r>
+        <w:rPr>
+          <w:rFonts w:ascii="Times New Roman" w:eastAsia="Times New Roman" w:hAnsi="Times New Roman" w:cs="Times New Roman"/>
+          <w:sz w:val="24"/>
+          <w:szCs w:val="24"/>
+        </w:rPr>
+        <w:t>5 138 770</w:t>
+      </w:r>
+      <w:r>
+        <w:rPr>
+          <w:rFonts w:ascii="Times New Roman" w:eastAsia="Times New Roman" w:hAnsi="Times New Roman" w:cs="Times New Roman"/>
+          <w:sz w:val="24"/>
+          <w:szCs w:val="24"/>
+        </w:rPr>
+        <w:t xml:space="preserve"> </w:t>
+      </w:r>
+      <w:r>
+        <w:rPr>
+          <w:rFonts w:ascii="Times New Roman" w:eastAsia="Times New Roman" w:hAnsi="Times New Roman" w:cs="Times New Roman"/>
+          <w:sz w:val="24"/>
+          <w:szCs w:val="24"/>
+        </w:rPr>
+        <w:t>(</w:t>
+      </w:r>
+      <w:r>
+        <w:rPr>
+          <w:rFonts w:ascii="Times New Roman" w:eastAsia="Times New Roman" w:hAnsi="Times New Roman" w:cs="Times New Roman"/>
+          <w:sz w:val="24"/>
+          <w:szCs w:val="24"/>
+        </w:rPr>
+        <w:t>сорок миллиардов двадцать</w:t>
+      </w:r>
+      <w:r>
+        <w:rPr>
+          <w:rFonts w:ascii="Times New Roman" w:eastAsia="Times New Roman" w:hAnsi="Times New Roman" w:cs="Times New Roman"/>
+          <w:sz w:val="24"/>
+          <w:szCs w:val="24"/>
+        </w:rPr>
+        <w:t xml:space="preserve"> пять миллионов сто тридцать восемь тысяч семьсот семьдесят</w:t>
+      </w:r>
+      <w:r>
+        <w:rPr>
+          <w:rFonts w:ascii="Times New Roman" w:eastAsia="Times New Roman" w:hAnsi="Times New Roman" w:cs="Times New Roman"/>
+          <w:sz w:val="24"/>
+          <w:szCs w:val="24"/>
+        </w:rPr>
+        <w:t xml:space="preserve">) </w:t>
+      </w:r>
+      <w:r>
+        <w:rPr>
+          <w:rFonts w:ascii="Times New Roman" w:eastAsia="Times New Roman" w:hAnsi="Times New Roman" w:cs="Times New Roman"/>
+          <w:sz w:val="24"/>
+          <w:szCs w:val="24"/>
+        </w:rPr>
+        <w:t>рубл</w:t>
+      </w:r>
+      <w:r>
+        <w:rPr>
+          <w:rFonts w:ascii="Times New Roman" w:eastAsia="Times New Roman" w:hAnsi="Times New Roman" w:cs="Times New Roman"/>
+          <w:sz w:val="24"/>
+          <w:szCs w:val="24"/>
+        </w:rPr>
+        <w:t>ей</w:t>
+      </w:r>
+      <w:r>
+        <w:rPr>
+          <w:rFonts w:ascii="Times New Roman" w:eastAsia="Times New Roman" w:hAnsi="Times New Roman" w:cs="Times New Roman"/>
+          <w:sz w:val="24"/>
+          <w:szCs w:val="24"/>
+        </w:rPr>
+        <w:t>;</w:t>
+      </w:r>
+    </w:p>
+    <w:p>
+      <w:pPr>
+        <w:pStyle w:val="ab"/>
+        <w:spacing w:after="0" w:line="240" w:lineRule="auto"/>
+        <w:jc w:val="both"/>
+        <w:rPr>
+          <w:rFonts w:ascii="Times New Roman" w:eastAsia="Times New Roman" w:hAnsi="Times New Roman" w:cs="Times New Roman"/>
+          <w:sz w:val="24"/>
+          <w:szCs w:val="24"/>
+        </w:rPr>
+      </w:pPr>
+      <w:r>
+        <w:rPr>
+          <w:rFonts w:ascii="Times New Roman" w:eastAsia="Times New Roman" w:hAnsi="Times New Roman" w:cs="Times New Roman"/>
+          <w:sz w:val="24"/>
+          <w:szCs w:val="24"/>
+        </w:rPr>
+        <w:t>г</w:t>
+      </w:r>
+      <w:r>
+        <w:rPr>
+          <w:rFonts w:ascii="Times New Roman" w:eastAsia="Times New Roman" w:hAnsi="Times New Roman" w:cs="Times New Roman"/>
+          <w:sz w:val="24"/>
+          <w:szCs w:val="24"/>
+        </w:rPr>
+        <w:t>) Размер ключевой ставки Банка России на дату финансовых условий соглашения:</w:t>
+      </w:r>
+      <w:r>
+        <w:rPr>
+          <w:rFonts w:ascii="Times New Roman" w:eastAsia="Times New Roman" w:hAnsi="Times New Roman" w:cs="Times New Roman"/>
+          <w:sz w:val="24"/>
+          <w:szCs w:val="24"/>
+        </w:rPr>
+        <w:t xml:space="preserve">  </w:t>
+      </w:r>
+      <w:r>
+        <w:rPr>
+          <w:rFonts w:ascii="Times New Roman" w:eastAsia="Times New Roman" w:hAnsi="Times New Roman" w:cs="Times New Roman"/>
+          <w:sz w:val="24"/>
+          <w:szCs w:val="24"/>
+        </w:rPr>
+        <w:t>1</w:t>
+      </w:r>
+      <w:r>
+        <w:rPr>
+          <w:rFonts w:ascii="Times New Roman" w:eastAsia="Times New Roman" w:hAnsi="Times New Roman" w:cs="Times New Roman"/>
+          <w:sz w:val="24"/>
+          <w:szCs w:val="24"/>
+        </w:rPr>
+        <w:t>6,5</w:t>
+      </w:r>
+      <w:r>
+        <w:rPr>
+          <w:rFonts w:ascii="Times New Roman" w:eastAsia="Times New Roman" w:hAnsi="Times New Roman" w:cs="Times New Roman"/>
+          <w:sz w:val="24"/>
+          <w:szCs w:val="24"/>
+        </w:rPr>
+        <w:t>%.</w:t>
+      </w:r>
+      <w:r>
+        <w:rPr>
+          <w:rFonts w:ascii="Times New Roman" w:eastAsia="Times New Roman" w:hAnsi="Times New Roman" w:cs="Times New Roman"/>
+          <w:sz w:val="24"/>
+          <w:szCs w:val="24"/>
+        </w:rPr>
+        <w:t>;</w:t>
+      </w:r>
+    </w:p>
+    <w:p>
+      <w:pPr>
+        <w:pStyle w:val="ab"/>
+        <w:spacing w:after="0" w:line="240" w:lineRule="auto"/>
+        <w:jc w:val="both"/>
+        <w:rPr>
+          <w:rFonts w:ascii="Times New Roman" w:eastAsia="Times New Roman" w:hAnsi="Times New Roman" w:cs="Times New Roman"/>
+          <w:sz w:val="24"/>
+          <w:szCs w:val="24"/>
+        </w:rPr>
+      </w:pPr>
+      <w:r>
+        <w:rPr>
+          <w:rFonts w:ascii="Times New Roman" w:eastAsia="Times New Roman" w:hAnsi="Times New Roman" w:cs="Times New Roman"/>
+          <w:sz w:val="24"/>
+          <w:szCs w:val="24"/>
+        </w:rPr>
+        <w:t>д</w:t>
+      </w:r>
+      <w:r>
+        <w:rPr>
+          <w:rFonts w:ascii="Times New Roman" w:eastAsia="Times New Roman" w:hAnsi="Times New Roman" w:cs="Times New Roman"/>
+          <w:sz w:val="24"/>
+          <w:szCs w:val="24"/>
+        </w:rPr>
+        <w:t xml:space="preserve">) </w:t>
+      </w:r>
+      <w:r>
+        <w:rPr>
+          <w:rFonts w:ascii="Times New Roman" w:eastAsia="Times New Roman" w:hAnsi="Times New Roman" w:cs="Times New Roman"/>
+          <w:sz w:val="24"/>
+          <w:szCs w:val="24"/>
+        </w:rPr>
+        <w:t xml:space="preserve">среднее количество вынесенных постановлений по делам об административных правонарушениях (ПАП) с одного </w:t>
+      </w:r>
+      <w:r>
+        <w:rPr>
+          <w:rFonts w:ascii="Times New Roman" w:eastAsia="Times New Roman" w:hAnsi="Times New Roman" w:cs="Times New Roman"/>
+          <w:sz w:val="24"/>
+          <w:szCs w:val="24"/>
+        </w:rPr>
+        <w:t xml:space="preserve">введенного в эксплуатацию </w:t>
+      </w:r>
+      <w:r>
+        <w:rPr>
+          <w:rFonts w:ascii="Times New Roman" w:eastAsia="Times New Roman" w:hAnsi="Times New Roman" w:cs="Times New Roman"/>
+          <w:sz w:val="24"/>
+          <w:szCs w:val="24"/>
+        </w:rPr>
+        <w:t xml:space="preserve">комплекса ФВФ нарушений ПДД, зафиксированных с помощью Объекта концессионного соглашения </w:t>
+      </w:r>
+      <w:r>
+        <w:rPr>
+          <w:rFonts w:ascii="Times New Roman" w:eastAsia="Times New Roman" w:hAnsi="Times New Roman" w:cs="Times New Roman"/>
+          <w:sz w:val="24"/>
+          <w:szCs w:val="24"/>
+        </w:rPr>
+        <w:t xml:space="preserve">– 28 </w:t>
+      </w:r>
+      <w:r>
+        <w:rPr>
+          <w:rFonts w:ascii="Times New Roman" w:eastAsia="Times New Roman" w:hAnsi="Times New Roman" w:cs="Times New Roman"/>
+          <w:sz w:val="24"/>
+          <w:szCs w:val="24"/>
+        </w:rPr>
+        <w:t xml:space="preserve">(двадцать восемь) </w:t>
+      </w:r>
+      <w:r>
+        <w:rPr>
+          <w:rFonts w:ascii="Times New Roman" w:eastAsia="Times New Roman" w:hAnsi="Times New Roman" w:cs="Times New Roman"/>
+          <w:sz w:val="24"/>
+          <w:szCs w:val="24"/>
+        </w:rPr>
+        <w:t>ПАП;</w:t>
+      </w:r>
+    </w:p>
+    <w:p>
+      <w:pPr>
+        <w:pStyle w:val="ab"/>
+        <w:spacing w:after="0" w:line="240" w:lineRule="auto"/>
+        <w:jc w:val="both"/>
+        <w:rPr>
+          <w:rFonts w:ascii="Times New Roman" w:eastAsia="Times New Roman" w:hAnsi="Times New Roman" w:cs="Times New Roman"/>
+          <w:sz w:val="24"/>
+          <w:szCs w:val="24"/>
+        </w:rPr>
+      </w:pPr>
+      <w:r>
+        <w:rPr>
+          <w:rFonts w:ascii="Times New Roman" w:eastAsia="Times New Roman" w:hAnsi="Times New Roman" w:cs="Times New Roman"/>
+          <w:sz w:val="24"/>
+          <w:szCs w:val="24"/>
+        </w:rPr>
+        <w:t>е</w:t>
+      </w:r>
+      <w:r>
+        <w:rPr>
+          <w:rFonts w:ascii="Times New Roman" w:eastAsia="Times New Roman" w:hAnsi="Times New Roman" w:cs="Times New Roman"/>
+          <w:sz w:val="24"/>
+          <w:szCs w:val="24"/>
+        </w:rPr>
+        <w:t xml:space="preserve">) </w:t>
+      </w:r>
+      <w:bookmarkStart w:id="0" w:name="_Hlk213248667"/>
+      <w:r>
+        <w:rPr>
+          <w:rFonts w:ascii="Times New Roman" w:eastAsia="Times New Roman" w:hAnsi="Times New Roman" w:cs="Times New Roman"/>
+          <w:sz w:val="24"/>
+          <w:szCs w:val="24"/>
+        </w:rPr>
+        <w:t>Средняя сумма вынесенного постановления по делам об административных правонарушениях (ПАП), зафиксированного с помощью одного</w:t>
+      </w:r>
+      <w:r>
+        <w:rPr>
+          <w:rFonts w:ascii="Times New Roman" w:eastAsia="Times New Roman" w:hAnsi="Times New Roman" w:cs="Times New Roman"/>
+          <w:sz w:val="24"/>
+          <w:szCs w:val="24"/>
+        </w:rPr>
+        <w:t xml:space="preserve"> введенного в эксплуатацию</w:t>
+      </w:r>
+      <w:r>
+        <w:rPr>
+          <w:rFonts w:ascii="Times New Roman" w:eastAsia="Times New Roman" w:hAnsi="Times New Roman" w:cs="Times New Roman"/>
+          <w:sz w:val="24"/>
+          <w:szCs w:val="24"/>
+        </w:rPr>
+        <w:t xml:space="preserve"> комплекса ФВФ нарушений ПДД зафиксированных с помощью Объекта концессионного соглашения</w:t>
+      </w:r>
+      <w:bookmarkEnd w:id="0"/>
+      <w:r>
+        <w:rPr>
+          <w:rFonts w:ascii="Times New Roman" w:eastAsia="Times New Roman" w:hAnsi="Times New Roman" w:cs="Times New Roman"/>
+          <w:sz w:val="24"/>
+          <w:szCs w:val="24"/>
+        </w:rPr>
+        <w:t>– 957</w:t>
+      </w:r>
+      <w:r>
+        <w:rPr>
+          <w:rFonts w:ascii="Times New Roman" w:eastAsia="Times New Roman" w:hAnsi="Times New Roman" w:cs="Times New Roman"/>
+          <w:sz w:val="24"/>
+          <w:szCs w:val="24"/>
+        </w:rPr>
+        <w:t xml:space="preserve"> (девятьсот пятьдесят семь)</w:t>
+      </w:r>
+      <w:r>
+        <w:rPr>
+          <w:rFonts w:ascii="Times New Roman" w:eastAsia="Times New Roman" w:hAnsi="Times New Roman" w:cs="Times New Roman"/>
+          <w:sz w:val="24"/>
+          <w:szCs w:val="24"/>
+        </w:rPr>
+        <w:t xml:space="preserve"> рублей</w:t>
+      </w:r>
+      <w:r>
+        <w:rPr>
+          <w:rFonts w:ascii="Times New Roman" w:eastAsia="Times New Roman" w:hAnsi="Times New Roman" w:cs="Times New Roman"/>
+          <w:sz w:val="24"/>
+          <w:szCs w:val="24"/>
+        </w:rPr>
+        <w:t>.</w:t>
+      </w:r>
+    </w:p>
+    <w:p>
+      <w:pPr>
+        <w:pStyle w:val="ab"/>
+        <w:spacing w:after="0" w:line="240" w:lineRule="auto"/>
+        <w:jc w:val="both"/>
+        <w:rPr>
+          <w:rFonts w:ascii="Times New Roman" w:eastAsia="Times New Roman" w:hAnsi="Times New Roman" w:cs="Times New Roman"/>
+          <w:sz w:val="24"/>
+          <w:szCs w:val="24"/>
+        </w:rPr>
+      </w:pPr>
+    </w:p>
+    <w:p>
+      <w:pPr>
+        <w:pStyle w:val="ab"/>
+        <w:spacing w:after="0" w:line="240" w:lineRule="auto"/>
+        <w:jc w:val="both"/>
+        <w:rPr>
+          <w:rFonts w:ascii="Times New Roman" w:eastAsia="Times New Roman" w:hAnsi="Times New Roman" w:cs="Times New Roman"/>
+          <w:sz w:val="24"/>
+          <w:szCs w:val="24"/>
+        </w:rPr>
+      </w:pPr>
+      <w:r>
+        <w:rPr>
+          <w:rFonts w:ascii="Times New Roman" w:eastAsia="Times New Roman" w:hAnsi="Times New Roman" w:cs="Times New Roman"/>
+          <w:sz w:val="24"/>
+          <w:szCs w:val="24"/>
+        </w:rPr>
+        <w:t>В</w:t>
+      </w:r>
+      <w:r>
+        <w:rPr>
+          <w:rFonts w:ascii="Times New Roman" w:eastAsia="Times New Roman" w:hAnsi="Times New Roman" w:cs="Times New Roman"/>
+          <w:sz w:val="24"/>
+          <w:szCs w:val="24"/>
+        </w:rPr>
+        <w:t xml:space="preserve"> указанные финансовые характеристика проекта не</w:t>
       </w:r>
       <w:r>
         <w:rPr>
@@ -485,808 +1331,6 @@
           <w:sz w:val="24"/>
           <w:szCs w:val="24"/>
         </w:rPr>
-        <w:t>состоит из:</w:t>
-      </w:r>
-    </w:p>
-    <w:p>
-      <w:pPr>
-        <w:pStyle w:val="ab"/>
-        <w:spacing w:after="0" w:line="240" w:lineRule="auto"/>
-        <w:jc w:val="both"/>
-        <w:rPr>
-          <w:rFonts w:ascii="Times New Roman" w:eastAsia="Times New Roman" w:hAnsi="Times New Roman" w:cs="Times New Roman"/>
-          <w:sz w:val="24"/>
-          <w:szCs w:val="24"/>
-        </w:rPr>
-      </w:pPr>
-    </w:p>
-    <w:p>
-      <w:pPr>
-        <w:pStyle w:val="ab"/>
-        <w:spacing w:after="0" w:line="240" w:lineRule="auto"/>
-        <w:jc w:val="both"/>
-        <w:rPr>
-          <w:rFonts w:ascii="Times New Roman" w:eastAsia="Times New Roman" w:hAnsi="Times New Roman" w:cs="Times New Roman"/>
-          <w:strike/>
-          <w:sz w:val="24"/>
-          <w:szCs w:val="24"/>
-        </w:rPr>
-      </w:pPr>
-      <w:r>
-        <w:rPr>
-          <w:rFonts w:ascii="Times New Roman" w:eastAsia="Times New Roman" w:hAnsi="Times New Roman" w:cs="Times New Roman"/>
-          <w:sz w:val="24"/>
-          <w:szCs w:val="24"/>
-        </w:rPr>
-        <w:t xml:space="preserve">-Общий объем инвестиций в Создание Объекта соглашения не более </w:t>
-      </w:r>
-    </w:p>
-    <w:p>
-      <w:pPr>
-        <w:pStyle w:val="ab"/>
-        <w:spacing w:after="0" w:line="240" w:lineRule="auto"/>
-        <w:jc w:val="both"/>
-        <w:rPr>
-          <w:rFonts w:ascii="Times New Roman" w:eastAsia="Times New Roman" w:hAnsi="Times New Roman" w:cs="Times New Roman"/>
-          <w:sz w:val="24"/>
-          <w:szCs w:val="24"/>
-        </w:rPr>
-      </w:pPr>
-      <w:r>
-        <w:rPr>
-          <w:rFonts w:ascii="Times New Roman" w:eastAsia="Times New Roman" w:hAnsi="Times New Roman" w:cs="Times New Roman"/>
-          <w:sz w:val="24"/>
-          <w:szCs w:val="24"/>
-        </w:rPr>
-        <w:t>2 </w:t>
-      </w:r>
-      <w:r>
-        <w:rPr>
-          <w:rFonts w:ascii="Times New Roman" w:eastAsia="Times New Roman" w:hAnsi="Times New Roman" w:cs="Times New Roman"/>
-          <w:sz w:val="24"/>
-          <w:szCs w:val="24"/>
-        </w:rPr>
-        <w:t>7</w:t>
-      </w:r>
-      <w:r>
-        <w:rPr>
-          <w:rFonts w:ascii="Times New Roman" w:eastAsia="Times New Roman" w:hAnsi="Times New Roman" w:cs="Times New Roman"/>
-          <w:sz w:val="24"/>
-          <w:szCs w:val="24"/>
-        </w:rPr>
-        <w:t>76</w:t>
-      </w:r>
-      <w:r>
-        <w:rPr>
-          <w:rFonts w:ascii="Times New Roman" w:eastAsia="Times New Roman" w:hAnsi="Times New Roman" w:cs="Times New Roman"/>
-          <w:sz w:val="24"/>
-          <w:szCs w:val="24"/>
-        </w:rPr>
-        <w:t> </w:t>
-      </w:r>
-      <w:r>
-        <w:rPr>
-          <w:rFonts w:ascii="Times New Roman" w:eastAsia="Times New Roman" w:hAnsi="Times New Roman" w:cs="Times New Roman"/>
-          <w:sz w:val="24"/>
-          <w:szCs w:val="24"/>
-        </w:rPr>
-        <w:t>000 000 (</w:t>
-      </w:r>
-      <w:r>
-        <w:rPr>
-          <w:rFonts w:ascii="Times New Roman" w:eastAsia="Times New Roman" w:hAnsi="Times New Roman" w:cs="Times New Roman"/>
-          <w:sz w:val="24"/>
-          <w:szCs w:val="24"/>
-        </w:rPr>
-        <w:t>Д</w:t>
-      </w:r>
-      <w:r>
-        <w:rPr>
-          <w:rFonts w:ascii="Times New Roman" w:eastAsia="Times New Roman" w:hAnsi="Times New Roman" w:cs="Times New Roman"/>
-          <w:sz w:val="24"/>
-          <w:szCs w:val="24"/>
-        </w:rPr>
-        <w:t xml:space="preserve">ва миллиарда </w:t>
-      </w:r>
-      <w:r>
-        <w:rPr>
-          <w:rFonts w:ascii="Times New Roman" w:eastAsia="Times New Roman" w:hAnsi="Times New Roman" w:cs="Times New Roman"/>
-          <w:sz w:val="24"/>
-          <w:szCs w:val="24"/>
-        </w:rPr>
-        <w:t>семьсот</w:t>
-      </w:r>
-      <w:r>
-        <w:rPr>
-          <w:rFonts w:ascii="Times New Roman" w:eastAsia="Times New Roman" w:hAnsi="Times New Roman" w:cs="Times New Roman"/>
-          <w:sz w:val="24"/>
-          <w:szCs w:val="24"/>
-        </w:rPr>
-        <w:t xml:space="preserve"> семьдесят шесть миллионов</w:t>
-      </w:r>
-      <w:r>
-        <w:rPr>
-          <w:rFonts w:ascii="Times New Roman" w:eastAsia="Times New Roman" w:hAnsi="Times New Roman" w:cs="Times New Roman"/>
-          <w:sz w:val="24"/>
-          <w:szCs w:val="24"/>
-        </w:rPr>
-        <w:t>) рублей</w:t>
-      </w:r>
-      <w:r>
-        <w:rPr>
-          <w:rFonts w:ascii="Times New Roman" w:eastAsia="Times New Roman" w:hAnsi="Times New Roman" w:cs="Times New Roman"/>
-          <w:sz w:val="24"/>
-          <w:szCs w:val="24"/>
-        </w:rPr>
-        <w:t>.</w:t>
-      </w:r>
-    </w:p>
-    <w:p>
-      <w:pPr>
-        <w:pStyle w:val="ab"/>
-        <w:spacing w:after="0" w:line="240" w:lineRule="auto"/>
-        <w:jc w:val="both"/>
-        <w:rPr>
-          <w:rFonts w:ascii="Times New Roman" w:eastAsia="Times New Roman" w:hAnsi="Times New Roman" w:cs="Times New Roman"/>
-          <w:sz w:val="24"/>
-          <w:szCs w:val="24"/>
-        </w:rPr>
-      </w:pPr>
-      <w:r>
-        <w:rPr>
-          <w:rFonts w:ascii="Times New Roman" w:eastAsia="Times New Roman" w:hAnsi="Times New Roman" w:cs="Times New Roman"/>
-          <w:sz w:val="24"/>
-          <w:szCs w:val="24"/>
-        </w:rPr>
-        <w:t xml:space="preserve">-Общий объем инвестиций в Модернизацию Объекта соглашения не более </w:t>
-      </w:r>
-    </w:p>
-    <w:p>
-      <w:pPr>
-        <w:pStyle w:val="ab"/>
-        <w:spacing w:after="0" w:line="240" w:lineRule="auto"/>
-        <w:jc w:val="both"/>
-        <w:rPr>
-          <w:rFonts w:ascii="Times New Roman" w:eastAsia="Times New Roman" w:hAnsi="Times New Roman" w:cs="Times New Roman"/>
-          <w:sz w:val="24"/>
-          <w:szCs w:val="24"/>
-        </w:rPr>
-      </w:pPr>
-      <w:r>
-        <w:rPr>
-          <w:rFonts w:ascii="Times New Roman" w:eastAsia="Times New Roman" w:hAnsi="Times New Roman" w:cs="Times New Roman"/>
-          <w:sz w:val="24"/>
-          <w:szCs w:val="24"/>
-        </w:rPr>
-        <w:t>5 056</w:t>
-      </w:r>
-      <w:r>
-        <w:rPr>
-          <w:rFonts w:ascii="Times New Roman" w:eastAsia="Times New Roman" w:hAnsi="Times New Roman" w:cs="Times New Roman"/>
-          <w:sz w:val="24"/>
-          <w:szCs w:val="24"/>
-        </w:rPr>
-        <w:t> 000 000 (</w:t>
-      </w:r>
-      <w:r>
-        <w:rPr>
-          <w:rFonts w:ascii="Times New Roman" w:eastAsia="Times New Roman" w:hAnsi="Times New Roman" w:cs="Times New Roman"/>
-          <w:sz w:val="24"/>
-          <w:szCs w:val="24"/>
-        </w:rPr>
-        <w:t>П</w:t>
-      </w:r>
-      <w:r>
-        <w:rPr>
-          <w:rFonts w:ascii="Times New Roman" w:eastAsia="Times New Roman" w:hAnsi="Times New Roman" w:cs="Times New Roman"/>
-          <w:sz w:val="24"/>
-          <w:szCs w:val="24"/>
-        </w:rPr>
-        <w:t>ять миллиардов пятьдесят шесть миллионов</w:t>
-      </w:r>
-      <w:r>
-        <w:rPr>
-          <w:rFonts w:ascii="Times New Roman" w:eastAsia="Times New Roman" w:hAnsi="Times New Roman" w:cs="Times New Roman"/>
-          <w:sz w:val="24"/>
-          <w:szCs w:val="24"/>
-        </w:rPr>
-        <w:t>) рублей.</w:t>
-      </w:r>
-    </w:p>
-    <w:p>
-      <w:pPr>
-        <w:pStyle w:val="ab"/>
-        <w:spacing w:after="0" w:line="240" w:lineRule="auto"/>
-        <w:jc w:val="both"/>
-        <w:rPr>
-          <w:rFonts w:ascii="Times New Roman" w:eastAsia="Times New Roman" w:hAnsi="Times New Roman" w:cs="Times New Roman"/>
-          <w:sz w:val="24"/>
-          <w:szCs w:val="24"/>
-        </w:rPr>
-      </w:pPr>
-    </w:p>
-    <w:p>
-      <w:pPr>
-        <w:pStyle w:val="ab"/>
-        <w:spacing w:after="0" w:line="240" w:lineRule="auto"/>
-        <w:jc w:val="both"/>
-        <w:rPr>
-          <w:rFonts w:ascii="Times New Roman" w:eastAsia="Times New Roman" w:hAnsi="Times New Roman" w:cs="Times New Roman"/>
-          <w:sz w:val="24"/>
-          <w:szCs w:val="24"/>
-        </w:rPr>
-      </w:pPr>
-      <w:r>
-        <w:rPr>
-          <w:rFonts w:ascii="Times New Roman" w:eastAsia="Times New Roman" w:hAnsi="Times New Roman" w:cs="Times New Roman"/>
-          <w:sz w:val="24"/>
-          <w:szCs w:val="24"/>
-        </w:rPr>
-        <w:t>б</w:t>
-      </w:r>
-      <w:r>
-        <w:rPr>
-          <w:rFonts w:ascii="Times New Roman" w:eastAsia="Times New Roman" w:hAnsi="Times New Roman" w:cs="Times New Roman"/>
-          <w:sz w:val="24"/>
-          <w:szCs w:val="24"/>
-        </w:rPr>
-        <w:t>) Размер инвестиций в Создание и Модернизацию Объекта Соглашения и Имущества Концедента (в случае если в проекте предусмотрено такое имущество), состоит из:</w:t>
-      </w:r>
-    </w:p>
-    <w:p>
-      <w:pPr>
-        <w:pStyle w:val="ab"/>
-        <w:spacing w:after="0" w:line="240" w:lineRule="auto"/>
-        <w:ind w:left="1134" w:firstLine="282"/>
-        <w:jc w:val="both"/>
-        <w:rPr>
-          <w:rFonts w:ascii="Times New Roman" w:eastAsia="Times New Roman" w:hAnsi="Times New Roman" w:cs="Times New Roman"/>
-          <w:sz w:val="24"/>
-          <w:szCs w:val="24"/>
-        </w:rPr>
-      </w:pPr>
-      <w:r>
-        <w:rPr>
-          <w:rFonts w:ascii="Times New Roman" w:eastAsia="Times New Roman" w:hAnsi="Times New Roman" w:cs="Times New Roman"/>
-          <w:sz w:val="24"/>
-          <w:szCs w:val="24"/>
-        </w:rPr>
-        <w:t xml:space="preserve">а) не более </w:t>
-      </w:r>
-      <w:r>
-        <w:rPr>
-          <w:rFonts w:ascii="Times New Roman" w:eastAsia="Times New Roman" w:hAnsi="Times New Roman" w:cs="Times New Roman"/>
-          <w:sz w:val="24"/>
-          <w:szCs w:val="24"/>
-        </w:rPr>
-        <w:t>2 40</w:t>
-      </w:r>
-      <w:r>
-        <w:rPr>
-          <w:rFonts w:ascii="Times New Roman" w:eastAsia="Times New Roman" w:hAnsi="Times New Roman" w:cs="Times New Roman"/>
-          <w:sz w:val="24"/>
-          <w:szCs w:val="24"/>
-        </w:rPr>
-        <w:t>1</w:t>
-      </w:r>
-      <w:r>
-        <w:rPr>
-          <w:rFonts w:ascii="Times New Roman" w:eastAsia="Times New Roman" w:hAnsi="Times New Roman" w:cs="Times New Roman"/>
-          <w:sz w:val="24"/>
-          <w:szCs w:val="24"/>
-        </w:rPr>
-        <w:t xml:space="preserve"> 000 000 (Два миллиарда четыреста </w:t>
-      </w:r>
-      <w:r>
-        <w:rPr>
-          <w:rFonts w:ascii="Times New Roman" w:eastAsia="Times New Roman" w:hAnsi="Times New Roman" w:cs="Times New Roman"/>
-          <w:sz w:val="24"/>
-          <w:szCs w:val="24"/>
-        </w:rPr>
-        <w:t>один</w:t>
-      </w:r>
-      <w:r>
-        <w:rPr>
-          <w:rFonts w:ascii="Times New Roman" w:eastAsia="Times New Roman" w:hAnsi="Times New Roman" w:cs="Times New Roman"/>
-          <w:sz w:val="24"/>
-          <w:szCs w:val="24"/>
-        </w:rPr>
-        <w:t xml:space="preserve"> миллион) рублей</w:t>
-      </w:r>
-      <w:r>
-        <w:rPr>
-          <w:rFonts w:ascii="Times New Roman" w:eastAsia="Times New Roman" w:hAnsi="Times New Roman" w:cs="Times New Roman"/>
-          <w:sz w:val="24"/>
-          <w:szCs w:val="24"/>
-        </w:rPr>
-        <w:t xml:space="preserve"> в рамках Этапа 1;</w:t>
-      </w:r>
-    </w:p>
-    <w:p>
-      <w:pPr>
-        <w:pStyle w:val="ab"/>
-        <w:spacing w:after="0" w:line="240" w:lineRule="auto"/>
-        <w:ind w:left="1134" w:firstLine="282"/>
-        <w:jc w:val="both"/>
-        <w:rPr>
-          <w:rFonts w:ascii="Times New Roman" w:eastAsia="Times New Roman" w:hAnsi="Times New Roman" w:cs="Times New Roman"/>
-          <w:sz w:val="24"/>
-          <w:szCs w:val="24"/>
-        </w:rPr>
-      </w:pPr>
-      <w:r>
-        <w:rPr>
-          <w:rFonts w:ascii="Times New Roman" w:eastAsia="Times New Roman" w:hAnsi="Times New Roman" w:cs="Times New Roman"/>
-          <w:sz w:val="24"/>
-          <w:szCs w:val="24"/>
-        </w:rPr>
-        <w:t xml:space="preserve">б) не более </w:t>
-      </w:r>
-      <w:r>
-        <w:rPr>
-          <w:rFonts w:ascii="Times New Roman" w:eastAsia="Times New Roman" w:hAnsi="Times New Roman" w:cs="Times New Roman"/>
-          <w:sz w:val="24"/>
-          <w:szCs w:val="24"/>
-        </w:rPr>
-        <w:t xml:space="preserve"> 3 495 000 000 (Три миллиарда четыреста девяносто пять миллионов) рублей</w:t>
-      </w:r>
-      <w:r>
-        <w:rPr>
-          <w:rFonts w:ascii="Times New Roman" w:eastAsia="Times New Roman" w:hAnsi="Times New Roman" w:cs="Times New Roman"/>
-          <w:sz w:val="24"/>
-          <w:szCs w:val="24"/>
-        </w:rPr>
-        <w:t xml:space="preserve"> в рамках Этапа 2;</w:t>
-      </w:r>
-    </w:p>
-    <w:p>
-      <w:pPr>
-        <w:pStyle w:val="ab"/>
-        <w:spacing w:after="0" w:line="240" w:lineRule="auto"/>
-        <w:ind w:left="1134" w:firstLine="282"/>
-        <w:jc w:val="both"/>
-        <w:rPr>
-          <w:rFonts w:ascii="Times New Roman" w:eastAsia="Times New Roman" w:hAnsi="Times New Roman" w:cs="Times New Roman"/>
-          <w:sz w:val="24"/>
-          <w:szCs w:val="24"/>
-        </w:rPr>
-      </w:pPr>
-      <w:r>
-        <w:rPr>
-          <w:rFonts w:ascii="Times New Roman" w:eastAsia="Times New Roman" w:hAnsi="Times New Roman" w:cs="Times New Roman"/>
-          <w:sz w:val="24"/>
-          <w:szCs w:val="24"/>
-        </w:rPr>
-        <w:t xml:space="preserve">в) не более </w:t>
-      </w:r>
-      <w:r>
-        <w:rPr>
-          <w:rFonts w:ascii="Times New Roman" w:eastAsia="Times New Roman" w:hAnsi="Times New Roman" w:cs="Times New Roman"/>
-          <w:sz w:val="24"/>
-          <w:szCs w:val="24"/>
-        </w:rPr>
-        <w:t>1 936 000 000 (Один миллиард девятьсот тридцать шесть миллионов) рублей</w:t>
-      </w:r>
-      <w:r>
-        <w:rPr>
-          <w:rFonts w:ascii="Times New Roman" w:eastAsia="Times New Roman" w:hAnsi="Times New Roman" w:cs="Times New Roman"/>
-          <w:sz w:val="24"/>
-          <w:szCs w:val="24"/>
-        </w:rPr>
-        <w:t xml:space="preserve"> в рамках Этапа 3</w:t>
-      </w:r>
-      <w:r>
-        <w:rPr>
-          <w:rFonts w:ascii="Times New Roman" w:eastAsia="Times New Roman" w:hAnsi="Times New Roman" w:cs="Times New Roman"/>
-          <w:sz w:val="24"/>
-          <w:szCs w:val="24"/>
-        </w:rPr>
-        <w:t>.</w:t>
-      </w:r>
-    </w:p>
-    <w:p>
-      <w:pPr>
-        <w:pStyle w:val="ab"/>
-        <w:spacing w:after="0" w:line="240" w:lineRule="auto"/>
-        <w:jc w:val="both"/>
-        <w:rPr>
-          <w:rFonts w:ascii="Times New Roman" w:eastAsia="Times New Roman" w:hAnsi="Times New Roman" w:cs="Times New Roman"/>
-          <w:sz w:val="24"/>
-          <w:szCs w:val="24"/>
-        </w:rPr>
-      </w:pPr>
-    </w:p>
-    <w:p>
-      <w:pPr>
-        <w:pStyle w:val="ab"/>
-        <w:spacing w:after="0" w:line="240" w:lineRule="auto"/>
-        <w:jc w:val="both"/>
-        <w:rPr>
-          <w:rFonts w:ascii="Times New Roman" w:eastAsia="Times New Roman" w:hAnsi="Times New Roman" w:cs="Times New Roman"/>
-          <w:sz w:val="24"/>
-          <w:szCs w:val="24"/>
-        </w:rPr>
-      </w:pPr>
-      <w:r>
-        <w:rPr>
-          <w:rFonts w:ascii="Times New Roman" w:eastAsia="Times New Roman" w:hAnsi="Times New Roman" w:cs="Times New Roman"/>
-          <w:sz w:val="24"/>
-          <w:szCs w:val="24"/>
-        </w:rPr>
-        <w:t>в</w:t>
-      </w:r>
-      <w:r>
-        <w:rPr>
-          <w:rFonts w:ascii="Times New Roman" w:eastAsia="Times New Roman" w:hAnsi="Times New Roman" w:cs="Times New Roman"/>
-          <w:sz w:val="24"/>
-          <w:szCs w:val="24"/>
-        </w:rPr>
-        <w:t xml:space="preserve">) Общий размер Платы Концедента составляет </w:t>
-      </w:r>
-      <w:r>
-        <w:rPr>
-          <w:rFonts w:ascii="Times New Roman" w:eastAsia="Times New Roman" w:hAnsi="Times New Roman" w:cs="Times New Roman"/>
-          <w:sz w:val="24"/>
-          <w:szCs w:val="24"/>
-        </w:rPr>
-        <w:t>40 02</w:t>
-      </w:r>
-      <w:r>
-        <w:rPr>
-          <w:rFonts w:ascii="Times New Roman" w:eastAsia="Times New Roman" w:hAnsi="Times New Roman" w:cs="Times New Roman"/>
-          <w:sz w:val="24"/>
-          <w:szCs w:val="24"/>
-        </w:rPr>
-        <w:t>5 138 770</w:t>
-      </w:r>
-      <w:r>
-        <w:rPr>
-          <w:rFonts w:ascii="Times New Roman" w:eastAsia="Times New Roman" w:hAnsi="Times New Roman" w:cs="Times New Roman"/>
-          <w:sz w:val="24"/>
-          <w:szCs w:val="24"/>
-        </w:rPr>
-        <w:t xml:space="preserve"> </w:t>
-      </w:r>
-      <w:r>
-        <w:rPr>
-          <w:rFonts w:ascii="Times New Roman" w:eastAsia="Times New Roman" w:hAnsi="Times New Roman" w:cs="Times New Roman"/>
-          <w:sz w:val="24"/>
-          <w:szCs w:val="24"/>
-        </w:rPr>
-        <w:t>(</w:t>
-      </w:r>
-      <w:r>
-        <w:rPr>
-          <w:rFonts w:ascii="Times New Roman" w:eastAsia="Times New Roman" w:hAnsi="Times New Roman" w:cs="Times New Roman"/>
-          <w:sz w:val="24"/>
-          <w:szCs w:val="24"/>
-        </w:rPr>
-        <w:t>сорок миллиардов двадцать</w:t>
-      </w:r>
-      <w:r>
-        <w:rPr>
-          <w:rFonts w:ascii="Times New Roman" w:eastAsia="Times New Roman" w:hAnsi="Times New Roman" w:cs="Times New Roman"/>
-          <w:sz w:val="24"/>
-          <w:szCs w:val="24"/>
-        </w:rPr>
-        <w:t xml:space="preserve"> пять миллионов сто тридцать восемь тысяч семьсот семьдесят</w:t>
-      </w:r>
-      <w:r>
-        <w:rPr>
-          <w:rFonts w:ascii="Times New Roman" w:eastAsia="Times New Roman" w:hAnsi="Times New Roman" w:cs="Times New Roman"/>
-          <w:sz w:val="24"/>
-          <w:szCs w:val="24"/>
-        </w:rPr>
-        <w:t xml:space="preserve">) </w:t>
-      </w:r>
-      <w:r>
-        <w:rPr>
-          <w:rFonts w:ascii="Times New Roman" w:eastAsia="Times New Roman" w:hAnsi="Times New Roman" w:cs="Times New Roman"/>
-          <w:sz w:val="24"/>
-          <w:szCs w:val="24"/>
-        </w:rPr>
-        <w:t>рубл</w:t>
-      </w:r>
-      <w:r>
-        <w:rPr>
-          <w:rFonts w:ascii="Times New Roman" w:eastAsia="Times New Roman" w:hAnsi="Times New Roman" w:cs="Times New Roman"/>
-          <w:sz w:val="24"/>
-          <w:szCs w:val="24"/>
-        </w:rPr>
-        <w:t>ей</w:t>
-      </w:r>
-      <w:r>
-        <w:rPr>
-          <w:rFonts w:ascii="Times New Roman" w:eastAsia="Times New Roman" w:hAnsi="Times New Roman" w:cs="Times New Roman"/>
-          <w:sz w:val="24"/>
-          <w:szCs w:val="24"/>
-        </w:rPr>
-        <w:t>;</w:t>
-      </w:r>
-    </w:p>
-    <w:p>
-      <w:pPr>
-        <w:pStyle w:val="ab"/>
-        <w:spacing w:after="0" w:line="240" w:lineRule="auto"/>
-        <w:jc w:val="both"/>
-        <w:rPr>
-          <w:rFonts w:ascii="Times New Roman" w:eastAsia="Times New Roman" w:hAnsi="Times New Roman" w:cs="Times New Roman"/>
-          <w:sz w:val="24"/>
-          <w:szCs w:val="24"/>
-        </w:rPr>
-      </w:pPr>
-      <w:r>
-        <w:rPr>
-          <w:rFonts w:ascii="Times New Roman" w:eastAsia="Times New Roman" w:hAnsi="Times New Roman" w:cs="Times New Roman"/>
-          <w:sz w:val="24"/>
-          <w:szCs w:val="24"/>
-        </w:rPr>
-        <w:t>г</w:t>
-      </w:r>
-      <w:r>
-        <w:rPr>
-          <w:rFonts w:ascii="Times New Roman" w:eastAsia="Times New Roman" w:hAnsi="Times New Roman" w:cs="Times New Roman"/>
-          <w:sz w:val="24"/>
-          <w:szCs w:val="24"/>
-        </w:rPr>
-        <w:t>) Размер ключевой ставки Банка России на дату финансовых условий соглашения:</w:t>
-      </w:r>
-      <w:r>
-        <w:rPr>
-          <w:rFonts w:ascii="Times New Roman" w:eastAsia="Times New Roman" w:hAnsi="Times New Roman" w:cs="Times New Roman"/>
-          <w:sz w:val="24"/>
-          <w:szCs w:val="24"/>
-        </w:rPr>
-        <w:t xml:space="preserve">  </w:t>
-      </w:r>
-      <w:r>
-        <w:rPr>
-          <w:rFonts w:ascii="Times New Roman" w:eastAsia="Times New Roman" w:hAnsi="Times New Roman" w:cs="Times New Roman"/>
-          <w:sz w:val="24"/>
-          <w:szCs w:val="24"/>
-        </w:rPr>
-        <w:t>1</w:t>
-      </w:r>
-      <w:r>
-        <w:rPr>
-          <w:rFonts w:ascii="Times New Roman" w:eastAsia="Times New Roman" w:hAnsi="Times New Roman" w:cs="Times New Roman"/>
-          <w:sz w:val="24"/>
-          <w:szCs w:val="24"/>
-        </w:rPr>
-        <w:t>6,5</w:t>
-      </w:r>
-      <w:r>
-        <w:rPr>
-          <w:rFonts w:ascii="Times New Roman" w:eastAsia="Times New Roman" w:hAnsi="Times New Roman" w:cs="Times New Roman"/>
-          <w:sz w:val="24"/>
-          <w:szCs w:val="24"/>
-        </w:rPr>
-        <w:t>%.</w:t>
-      </w:r>
-      <w:r>
-        <w:rPr>
-          <w:rFonts w:ascii="Times New Roman" w:eastAsia="Times New Roman" w:hAnsi="Times New Roman" w:cs="Times New Roman"/>
-          <w:sz w:val="24"/>
-          <w:szCs w:val="24"/>
-        </w:rPr>
-        <w:t>;</w:t>
-      </w:r>
-    </w:p>
-    <w:p>
-      <w:pPr>
-        <w:pStyle w:val="ab"/>
-        <w:spacing w:after="0" w:line="240" w:lineRule="auto"/>
-        <w:jc w:val="both"/>
-        <w:rPr>
-          <w:rFonts w:ascii="Times New Roman" w:eastAsia="Times New Roman" w:hAnsi="Times New Roman" w:cs="Times New Roman"/>
-          <w:sz w:val="24"/>
-          <w:szCs w:val="24"/>
-        </w:rPr>
-      </w:pPr>
-      <w:r>
-        <w:rPr>
-          <w:rFonts w:ascii="Times New Roman" w:eastAsia="Times New Roman" w:hAnsi="Times New Roman" w:cs="Times New Roman"/>
-          <w:sz w:val="24"/>
-          <w:szCs w:val="24"/>
-        </w:rPr>
-        <w:t>д</w:t>
-      </w:r>
-      <w:r>
-        <w:rPr>
-          <w:rFonts w:ascii="Times New Roman" w:eastAsia="Times New Roman" w:hAnsi="Times New Roman" w:cs="Times New Roman"/>
-          <w:sz w:val="24"/>
-          <w:szCs w:val="24"/>
-        </w:rPr>
-        <w:t xml:space="preserve">) </w:t>
-      </w:r>
-      <w:r>
-        <w:rPr>
-          <w:rFonts w:ascii="Times New Roman" w:eastAsia="Times New Roman" w:hAnsi="Times New Roman" w:cs="Times New Roman"/>
-          <w:sz w:val="24"/>
-          <w:szCs w:val="24"/>
-        </w:rPr>
-        <w:t xml:space="preserve">среднее количество вынесенных постановлений по делам об административных правонарушениях (ПАП) с одного </w:t>
-      </w:r>
-      <w:r>
-        <w:rPr>
-          <w:rFonts w:ascii="Times New Roman" w:eastAsia="Times New Roman" w:hAnsi="Times New Roman" w:cs="Times New Roman"/>
-          <w:sz w:val="24"/>
-          <w:szCs w:val="24"/>
-        </w:rPr>
-        <w:t xml:space="preserve">введенного в эксплуатацию </w:t>
-      </w:r>
-      <w:r>
-        <w:rPr>
-          <w:rFonts w:ascii="Times New Roman" w:eastAsia="Times New Roman" w:hAnsi="Times New Roman" w:cs="Times New Roman"/>
-          <w:sz w:val="24"/>
-          <w:szCs w:val="24"/>
-        </w:rPr>
-        <w:t xml:space="preserve">комплекса ФВФ нарушений ПДД, зафиксированных с помощью Объекта концессионного соглашения </w:t>
-      </w:r>
-      <w:r>
-        <w:rPr>
-          <w:rFonts w:ascii="Times New Roman" w:eastAsia="Times New Roman" w:hAnsi="Times New Roman" w:cs="Times New Roman"/>
-          <w:sz w:val="24"/>
-          <w:szCs w:val="24"/>
-        </w:rPr>
-        <w:t xml:space="preserve">– 28 </w:t>
-      </w:r>
-      <w:r>
-        <w:rPr>
-          <w:rFonts w:ascii="Times New Roman" w:eastAsia="Times New Roman" w:hAnsi="Times New Roman" w:cs="Times New Roman"/>
-          <w:sz w:val="24"/>
-          <w:szCs w:val="24"/>
-        </w:rPr>
-        <w:t xml:space="preserve">(двадцать восемь) </w:t>
-      </w:r>
-      <w:r>
-        <w:rPr>
-          <w:rFonts w:ascii="Times New Roman" w:eastAsia="Times New Roman" w:hAnsi="Times New Roman" w:cs="Times New Roman"/>
-          <w:sz w:val="24"/>
-          <w:szCs w:val="24"/>
-        </w:rPr>
-        <w:t>ПАП;</w:t>
-      </w:r>
-    </w:p>
-    <w:p>
-      <w:pPr>
-        <w:pStyle w:val="ab"/>
-        <w:spacing w:after="0" w:line="240" w:lineRule="auto"/>
-        <w:jc w:val="both"/>
-        <w:rPr>
-          <w:rFonts w:ascii="Times New Roman" w:eastAsia="Times New Roman" w:hAnsi="Times New Roman" w:cs="Times New Roman"/>
-          <w:sz w:val="24"/>
-          <w:szCs w:val="24"/>
-        </w:rPr>
-      </w:pPr>
-      <w:r>
-        <w:rPr>
-          <w:rFonts w:ascii="Times New Roman" w:eastAsia="Times New Roman" w:hAnsi="Times New Roman" w:cs="Times New Roman"/>
-          <w:sz w:val="24"/>
-          <w:szCs w:val="24"/>
-        </w:rPr>
-        <w:t>е</w:t>
-      </w:r>
-      <w:r>
-        <w:rPr>
-          <w:rFonts w:ascii="Times New Roman" w:eastAsia="Times New Roman" w:hAnsi="Times New Roman" w:cs="Times New Roman"/>
-          <w:sz w:val="24"/>
-          <w:szCs w:val="24"/>
-        </w:rPr>
-        <w:t xml:space="preserve">) </w:t>
-      </w:r>
-      <w:bookmarkStart w:id="0" w:name="_Hlk213248667"/>
-      <w:r>
-        <w:rPr>
-          <w:rFonts w:ascii="Times New Roman" w:eastAsia="Times New Roman" w:hAnsi="Times New Roman" w:cs="Times New Roman"/>
-          <w:sz w:val="24"/>
-          <w:szCs w:val="24"/>
-        </w:rPr>
-        <w:t>Средняя сумма вынесенного постановления по делам об административных правонарушениях (ПАП), зафиксированного с помощью одного</w:t>
-      </w:r>
-      <w:r>
-        <w:rPr>
-          <w:rFonts w:ascii="Times New Roman" w:eastAsia="Times New Roman" w:hAnsi="Times New Roman" w:cs="Times New Roman"/>
-          <w:sz w:val="24"/>
-          <w:szCs w:val="24"/>
-        </w:rPr>
-        <w:t xml:space="preserve"> введенного в эксплуатацию</w:t>
-      </w:r>
-      <w:r>
-        <w:rPr>
-          <w:rFonts w:ascii="Times New Roman" w:eastAsia="Times New Roman" w:hAnsi="Times New Roman" w:cs="Times New Roman"/>
-          <w:sz w:val="24"/>
-          <w:szCs w:val="24"/>
-        </w:rPr>
-        <w:t xml:space="preserve"> комплекса ФВФ нарушений ПДД зафиксированных с помощью Объекта концессионного соглашения</w:t>
-      </w:r>
-      <w:bookmarkEnd w:id="0"/>
-      <w:r>
-        <w:rPr>
-          <w:rFonts w:ascii="Times New Roman" w:eastAsia="Times New Roman" w:hAnsi="Times New Roman" w:cs="Times New Roman"/>
-          <w:sz w:val="24"/>
-          <w:szCs w:val="24"/>
-        </w:rPr>
-        <w:t>– 957</w:t>
-      </w:r>
-      <w:r>
-        <w:rPr>
-          <w:rFonts w:ascii="Times New Roman" w:eastAsia="Times New Roman" w:hAnsi="Times New Roman" w:cs="Times New Roman"/>
-          <w:sz w:val="24"/>
-          <w:szCs w:val="24"/>
-        </w:rPr>
-        <w:t xml:space="preserve"> (девятьсот пятьдесят семь)</w:t>
-      </w:r>
-      <w:r>
-        <w:rPr>
-          <w:rFonts w:ascii="Times New Roman" w:eastAsia="Times New Roman" w:hAnsi="Times New Roman" w:cs="Times New Roman"/>
-          <w:sz w:val="24"/>
-          <w:szCs w:val="24"/>
-        </w:rPr>
-        <w:t xml:space="preserve"> рублей</w:t>
-      </w:r>
-      <w:r>
-        <w:rPr>
-          <w:rFonts w:ascii="Times New Roman" w:eastAsia="Times New Roman" w:hAnsi="Times New Roman" w:cs="Times New Roman"/>
-          <w:sz w:val="24"/>
-          <w:szCs w:val="24"/>
-        </w:rPr>
-        <w:t>.</w:t>
-      </w:r>
-    </w:p>
-    <w:p>
-      <w:pPr>
-        <w:pStyle w:val="ab"/>
-        <w:spacing w:after="0" w:line="240" w:lineRule="auto"/>
-        <w:jc w:val="both"/>
-        <w:rPr>
-          <w:rFonts w:ascii="Times New Roman" w:eastAsia="Times New Roman" w:hAnsi="Times New Roman" w:cs="Times New Roman"/>
-          <w:sz w:val="24"/>
-          <w:szCs w:val="24"/>
-        </w:rPr>
-      </w:pPr>
-    </w:p>
-    <w:p>
-      <w:pPr>
-        <w:pStyle w:val="ab"/>
-        <w:spacing w:after="0" w:line="240" w:lineRule="auto"/>
-        <w:jc w:val="both"/>
-        <w:rPr>
-          <w:rFonts w:ascii="Times New Roman" w:eastAsia="Times New Roman" w:hAnsi="Times New Roman" w:cs="Times New Roman"/>
-          <w:sz w:val="24"/>
-          <w:szCs w:val="24"/>
-        </w:rPr>
-      </w:pPr>
-      <w:r>
-        <w:rPr>
-          <w:rFonts w:ascii="Times New Roman" w:eastAsia="Times New Roman" w:hAnsi="Times New Roman" w:cs="Times New Roman"/>
-          <w:sz w:val="24"/>
-          <w:szCs w:val="24"/>
-        </w:rPr>
-        <w:t>В</w:t>
-      </w:r>
-      <w:r>
-        <w:rPr>
-          <w:rFonts w:ascii="Times New Roman" w:eastAsia="Times New Roman" w:hAnsi="Times New Roman" w:cs="Times New Roman"/>
-          <w:sz w:val="24"/>
-          <w:szCs w:val="24"/>
-        </w:rPr>
-        <w:t xml:space="preserve"> указанные финансовые характеристика проекта не</w:t>
-      </w:r>
-      <w:r>
-        <w:rPr>
-          <w:rFonts w:ascii="Times New Roman" w:eastAsia="Times New Roman" w:hAnsi="Times New Roman" w:cs="Times New Roman"/>
-          <w:sz w:val="24"/>
-          <w:szCs w:val="24"/>
-        </w:rPr>
-        <w:t> </w:t>
-      </w:r>
-      <w:r>
-        <w:rPr>
-          <w:rFonts w:ascii="Times New Roman" w:eastAsia="Times New Roman" w:hAnsi="Times New Roman" w:cs="Times New Roman"/>
-          <w:sz w:val="24"/>
-          <w:szCs w:val="24"/>
-        </w:rPr>
         <w:t>включены Дополнительные Расходы и (или) стоимость Дополнительных Работ.</w:t>
       </w:r>
     </w:p>
@@ -1304,20 +1348,31 @@
     </w:p>
     <w:p>
       <w:pPr>
-        <w:pStyle w:val="ab"/>
-        <w:numPr>
-          <w:ilvl w:val="1"/>
-          <w:numId w:val="3"/>
-        </w:numPr>
-        <w:spacing w:after="0" w:line="240" w:lineRule="auto"/>
-        <w:ind w:hanging="720"/>
-        <w:jc w:val="both"/>
-        <w:rPr>
-          <w:rFonts w:ascii="Times New Roman" w:eastAsia="Times New Roman" w:hAnsi="Times New Roman" w:cs="Times New Roman"/>
-          <w:sz w:val="24"/>
-          <w:szCs w:val="24"/>
-        </w:rPr>
-      </w:pPr>
+        <w:spacing w:after="0" w:line="240" w:lineRule="auto"/>
+        <w:ind w:left="720" w:hanging="720"/>
+        <w:jc w:val="both"/>
+        <w:rPr>
+          <w:rFonts w:ascii="Times New Roman" w:eastAsia="Times New Roman" w:hAnsi="Times New Roman" w:cs="Times New Roman"/>
+          <w:sz w:val="24"/>
+          <w:szCs w:val="24"/>
+        </w:rPr>
+      </w:pPr>
+      <w:r>
+        <w:rPr>
+          <w:rFonts w:ascii="Times New Roman" w:eastAsia="Times New Roman" w:hAnsi="Times New Roman" w:cs="Times New Roman"/>
+          <w:sz w:val="24"/>
+          <w:szCs w:val="24"/>
+        </w:rPr>
+        <w:t>2.2.</w:t>
+      </w:r>
+      <w:r>
+        <w:rPr>
+          <w:rFonts w:ascii="Times New Roman" w:eastAsia="Times New Roman" w:hAnsi="Times New Roman" w:cs="Times New Roman"/>
+          <w:sz w:val="24"/>
+          <w:szCs w:val="24"/>
+        </w:rPr>
+        <w:tab/>
+      </w:r>
       <w:r>
         <w:rPr>
           <w:rFonts w:ascii="Times New Roman" w:eastAsia="Times New Roman" w:hAnsi="Times New Roman" w:cs="Times New Roman"/>
@@ -1859,8 +1914,6 @@
                 <w:lang w:val="fr-FR"/>
               </w:rPr>
             </w:pPr>
-            <w:bookmarkStart w:id="1" w:name="_GoBack"/>
-            <w:bookmarkEnd w:id="1"/>
           </w:p>
           <w:p>
             <w:pPr>
@@ -1925,7 +1978,7 @@
 </file>
 
 <file path=word/endnotes.xml><?xml version="1.0" encoding="utf-8"?>
-<w:endnotes xmlns:wpc="http://schemas.microsoft.com/office/word/2010/wordprocessingCanvas" xmlns:mc="http://schemas.openxmlformats.org/markup-compatibility/2006" xmlns:o="urn:schemas-microsoft-com:office:office" xmlns:r="http://schemas.openxmlformats.org/officeDocument/2006/relationships" xmlns:m="http://schemas.openxmlformats.org/officeDocument/2006/math" xmlns:v="urn:schemas-microsoft-com:vml" xmlns:wp14="http://schemas.microsoft.com/office/word/2010/wordprocessingDrawing" xmlns:wp="http://schemas.openxmlformats.org/drawingml/2006/wordprocessingDrawing" xmlns:w10="urn:schemas-microsoft-com:office:word" xmlns:w="http://schemas.openxmlformats.org/wordprocessingml/2006/main" xmlns:w14="http://schemas.microsoft.com/office/word/2010/wordml" xmlns:w15="http://schemas.microsoft.com/office/word/2012/wordml" xmlns:wpg="http://schemas.microsoft.com/office/word/2010/wordprocessingGroup" xmlns:wpi="http://schemas.microsoft.com/office/word/2010/wordprocessingInk" xmlns:wne="http://schemas.microsoft.com/office/word/2006/wordml" xmlns:wps="http://schemas.microsoft.com/office/word/2010/wordprocessingShape" mc:Ignorable="w14 w15 wp14">
+<w:endnotes xmlns:wpc="http://schemas.microsoft.com/office/word/2010/wordprocessingCanvas" xmlns:cx="http://schemas.microsoft.com/office/drawing/2014/chartex" xmlns:cx1="http://schemas.microsoft.com/office/drawing/2015/9/8/chartex" xmlns:cx2="http://schemas.microsoft.com/office/drawing/2015/10/21/chartex" xmlns:cx3="http://schemas.microsoft.com/office/drawing/2016/5/9/chartex" xmlns:cx4="http://schemas.microsoft.com/office/drawing/2016/5/10/chartex" xmlns:cx5="http://schemas.microsoft.com/office/drawing/2016/5/11/chartex" xmlns:cx6="http://schemas.microsoft.com/office/drawing/2016/5/12/chartex" xmlns:cx7="http://schemas.microsoft.com/office/drawing/2016/5/13/chartex" xmlns:cx8="http://schemas.microsoft.com/office/drawing/2016/5/14/chartex" xmlns:mc="http://schemas.openxmlformats.org/markup-compatibility/2006" xmlns:aink="http://schemas.microsoft.com/office/drawing/2016/ink" xmlns:am3d="http://schemas.microsoft.com/office/drawing/2017/model3d" xmlns:o="urn:schemas-microsoft-com:office:office" xmlns:oel="http://schemas.microsoft.com/office/2019/extlst" xmlns:r="http://schemas.openxmlformats.org/officeDocument/2006/relationships" xmlns:m="http://schemas.openxmlformats.org/officeDocument/2006/math" xmlns:v="urn:schemas-microsoft-com:vml" xmlns:wp14="http://schemas.microsoft.com/office/word/2010/wordprocessingDrawing" xmlns:wp="http://schemas.openxmlformats.org/drawingml/2006/wordprocessingDrawing" xmlns:w10="urn:schemas-microsoft-com:office:word" xmlns:w="http://schemas.openxmlformats.org/wordprocessingml/2006/main" xmlns:w14="http://schemas.microsoft.com/office/word/2010/wordml" xmlns:w15="http://schemas.microsoft.com/office/word/2012/wordml" xmlns:w16cex="http://schemas.microsoft.com/office/word/2018/wordml/cex" xmlns:w16cid="http://schemas.microsoft.com/office/word/2016/wordml/cid" xmlns:w16="http://schemas.microsoft.com/office/word/2018/wordml" xmlns:w16du="http://schemas.microsoft.com/office/word/2023/wordml/word16du" xmlns:w16sdtdh="http://schemas.microsoft.com/office/word/2020/wordml/sdtdatahash" xmlns:w16sdtfl="http://schemas.microsoft.com/office/word/2024/wordml/sdtformatlock" xmlns:w16se="http://schemas.microsoft.com/office/word/2015/wordml/symex" xmlns:wpg="http://schemas.microsoft.com/office/word/2010/wordprocessingGroup" xmlns:wpi="http://schemas.microsoft.com/office/word/2010/wordprocessingInk" xmlns:wne="http://schemas.microsoft.com/office/word/2006/wordml" xmlns:wps="http://schemas.microsoft.com/office/word/2010/wordprocessingShape" mc:Ignorable="w14 w15 w16se w16cid w16 w16cex w16sdtdh w16sdtfl w16du wp14">
   <w:endnote w:type="separator" w:id="-1">
     <w:p>
       <w:pPr>
@@ -1950,7 +2003,7 @@
 </file>
 
 <file path=word/footnotes.xml><?xml version="1.0" encoding="utf-8"?>
-<w:footnotes xmlns:wpc="http://schemas.microsoft.com/office/word/2010/wordprocessingCanvas" xmlns:mc="http://schemas.openxmlformats.org/markup-compatibility/2006" xmlns:o="urn:schemas-microsoft-com:office:office" xmlns:r="http://schemas.openxmlformats.org/officeDocument/2006/relationships" xmlns:m="http://schemas.openxmlformats.org/officeDocument/2006/math" xmlns:v="urn:schemas-microsoft-com:vml" xmlns:wp14="http://schemas.microsoft.com/office/word/2010/wordprocessingDrawing" xmlns:wp="http://schemas.openxmlformats.org/drawingml/2006/wordprocessingDrawing" xmlns:w10="urn:schemas-microsoft-com:office:word" xmlns:w="http://schemas.openxmlformats.org/wordprocessingml/2006/main" xmlns:w14="http://schemas.microsoft.com/office/word/2010/wordml" xmlns:w15="http://schemas.microsoft.com/office/word/2012/wordml" xmlns:wpg="http://schemas.microsoft.com/office/word/2010/wordprocessingGroup" xmlns:wpi="http://schemas.microsoft.com/office/word/2010/wordprocessingInk" xmlns:wne="http://schemas.microsoft.com/office/word/2006/wordml" xmlns:wps="http://schemas.microsoft.com/office/word/2010/wordprocessingShape" mc:Ignorable="w14 w15 wp14">
+<w:footnotes xmlns:wpc="http://schemas.microsoft.com/office/word/2010/wordprocessingCanvas" xmlns:cx="http://schemas.microsoft.com/office/drawing/2014/chartex" xmlns:cx1="http://schemas.microsoft.com/office/drawing/2015/9/8/chartex" xmlns:cx2="http://schemas.microsoft.com/office/drawing/2015/10/21/chartex" xmlns:cx3="http://schemas.microsoft.com/office/drawing/2016/5/9/chartex" xmlns:cx4="http://schemas.microsoft.com/office/drawing/2016/5/10/chartex" xmlns:cx5="http://schemas.microsoft.com/office/drawing/2016/5/11/chartex" xmlns:cx6="http://schemas.microsoft.com/office/drawing/2016/5/12/chartex" xmlns:cx7="http://schemas.microsoft.com/office/drawing/2016/5/13/chartex" xmlns:cx8="http://schemas.microsoft.com/office/drawing/2016/5/14/chartex" xmlns:mc="http://schemas.openxmlformats.org/markup-compatibility/2006" xmlns:aink="http://schemas.microsoft.com/office/drawing/2016/ink" xmlns:am3d="http://schemas.microsoft.com/office/drawing/2017/model3d" xmlns:o="urn:schemas-microsoft-com:office:office" xmlns:oel="http://schemas.microsoft.com/office/2019/extlst" xmlns:r="http://schemas.openxmlformats.org/officeDocument/2006/relationships" xmlns:m="http://schemas.openxmlformats.org/officeDocument/2006/math" xmlns:v="urn:schemas-microsoft-com:vml" xmlns:wp14="http://schemas.microsoft.com/office/word/2010/wordprocessingDrawing" xmlns:wp="http://schemas.openxmlformats.org/drawingml/2006/wordprocessingDrawing" xmlns:w10="urn:schemas-microsoft-com:office:word" xmlns:w="http://schemas.openxmlformats.org/wordprocessingml/2006/main" xmlns:w14="http://schemas.microsoft.com/office/word/2010/wordml" xmlns:w15="http://schemas.microsoft.com/office/word/2012/wordml" xmlns:w16cex="http://schemas.microsoft.com/office/word/2018/wordml/cex" xmlns:w16cid="http://schemas.microsoft.com/office/word/2016/wordml/cid" xmlns:w16="http://schemas.microsoft.com/office/word/2018/wordml" xmlns:w16du="http://schemas.microsoft.com/office/word/2023/wordml/word16du" xmlns:w16sdtdh="http://schemas.microsoft.com/office/word/2020/wordml/sdtdatahash" xmlns:w16sdtfl="http://schemas.microsoft.com/office/word/2024/wordml/sdtformatlock" xmlns:w16se="http://schemas.microsoft.com/office/word/2015/wordml/symex" xmlns:wpg="http://schemas.microsoft.com/office/word/2010/wordprocessingGroup" xmlns:wpi="http://schemas.microsoft.com/office/word/2010/wordprocessingInk" xmlns:wne="http://schemas.microsoft.com/office/word/2006/wordml" xmlns:wps="http://schemas.microsoft.com/office/word/2010/wordprocessingShape" mc:Ignorable="w14 w15 w16se w16cid w16 w16cex w16sdtdh w16sdtfl w16du wp14">
   <w:footnote w:type="separator" w:id="-1">
     <w:p>
       <w:pPr>
@@ -1975,7 +2028,7 @@
 </file>
 
 <file path=word/numbering.xml><?xml version="1.0" encoding="utf-8"?>
-<w:numbering xmlns:wpc="http://schemas.microsoft.com/office/word/2010/wordprocessingCanvas" xmlns:mc="http://schemas.openxmlformats.org/markup-compatibility/2006" xmlns:o="urn:schemas-microsoft-com:office:office" xmlns:r="http://schemas.openxmlformats.org/officeDocument/2006/relationships" xmlns:m="http://schemas.openxmlformats.org/officeDocument/2006/math" xmlns:v="urn:schemas-microsoft-com:vml" xmlns:wp14="http://schemas.microsoft.com/office/word/2010/wordprocessingDrawing" xmlns:wp="http://schemas.openxmlformats.org/drawingml/2006/wordprocessingDrawing" xmlns:w10="urn:schemas-microsoft-com:office:word" xmlns:w="http://schemas.openxmlformats.org/wordprocessingml/2006/main" xmlns:w14="http://schemas.microsoft.com/office/word/2010/wordml" xmlns:w15="http://schemas.microsoft.com/office/word/2012/wordml" xmlns:wpg="http://schemas.microsoft.com/office/word/2010/wordprocessingGroup" xmlns:wpi="http://schemas.microsoft.com/office/word/2010/wordprocessingInk" xmlns:wne="http://schemas.microsoft.com/office/word/2006/wordml" xmlns:wps="http://schemas.microsoft.com/office/word/2010/wordprocessingShape" mc:Ignorable="w14 w15 wp14">
+<w:numbering xmlns:wpc="http://schemas.microsoft.com/office/word/2010/wordprocessingCanvas" xmlns:cx="http://schemas.microsoft.com/office/drawing/2014/chartex" xmlns:cx1="http://schemas.microsoft.com/office/drawing/2015/9/8/chartex" xmlns:cx2="http://schemas.microsoft.com/office/drawing/2015/10/21/chartex" xmlns:cx3="http://schemas.microsoft.com/office/drawing/2016/5/9/chartex" xmlns:cx4="http://schemas.microsoft.com/office/drawing/2016/5/10/chartex" xmlns:cx5="http://schemas.microsoft.com/office/drawing/2016/5/11/chartex" xmlns:cx6="http://schemas.microsoft.com/office/drawing/2016/5/12/chartex" xmlns:cx7="http://schemas.microsoft.com/office/drawing/2016/5/13/chartex" xmlns:cx8="http://schemas.microsoft.com/office/drawing/2016/5/14/chartex" xmlns:mc="http://schemas.openxmlformats.org/markup-compatibility/2006" xmlns:aink="http://schemas.microsoft.com/office/drawing/2016/ink" xmlns:am3d="http://schemas.microsoft.com/office/drawing/2017/model3d" xmlns:o="urn:schemas-microsoft-com:office:office" xmlns:oel="http://schemas.microsoft.com/office/2019/extlst" xmlns:r="http://schemas.openxmlformats.org/officeDocument/2006/relationships" xmlns:m="http://schemas.openxmlformats.org/officeDocument/2006/math" xmlns:v="urn:schemas-microsoft-com:vml" xmlns:wp14="http://schemas.microsoft.com/office/word/2010/wordprocessingDrawing" xmlns:wp="http://schemas.openxmlformats.org/drawingml/2006/wordprocessingDrawing" xmlns:w10="urn:schemas-microsoft-com:office:word" xmlns:w="http://schemas.openxmlformats.org/wordprocessingml/2006/main" xmlns:w14="http://schemas.microsoft.com/office/word/2010/wordml" xmlns:w15="http://schemas.microsoft.com/office/word/2012/wordml" xmlns:w16cex="http://schemas.microsoft.com/office/word/2018/wordml/cex" xmlns:w16cid="http://schemas.microsoft.com/office/word/2016/wordml/cid" xmlns:w16="http://schemas.microsoft.com/office/word/2018/wordml" xmlns:w16du="http://schemas.microsoft.com/office/word/2023/wordml/word16du" xmlns:w16sdtdh="http://schemas.microsoft.com/office/word/2020/wordml/sdtdatahash" xmlns:w16sdtfl="http://schemas.microsoft.com/office/word/2024/wordml/sdtformatlock" xmlns:w16se="http://schemas.microsoft.com/office/word/2015/wordml/symex" xmlns:wpg="http://schemas.microsoft.com/office/word/2010/wordprocessingGroup" xmlns:wpi="http://schemas.microsoft.com/office/word/2010/wordprocessingInk" xmlns:wne="http://schemas.microsoft.com/office/word/2006/wordml" xmlns:wps="http://schemas.microsoft.com/office/word/2010/wordprocessingShape" mc:Ignorable="w14 w15 w16se w16cid w16 w16cex w16sdtdh w16sdtfl w16du wp14">
   <w:abstractNum w:abstractNumId="0" w15:restartNumberingAfterBreak="0">
     <w:nsid w:val="54CA1123"/>
     <w:multiLevelType w:val="multilevel"/>
@@ -2327,20 +2380,20 @@
       </w:rPr>
     </w:lvl>
   </w:abstractNum>
-  <w:num w:numId="1">
+  <w:num w:numId="1" w16cid:durableId="176966772">
     <w:abstractNumId w:val="2"/>
   </w:num>
-  <w:num w:numId="2">
+  <w:num w:numId="2" w16cid:durableId="769591155">
     <w:abstractNumId w:val="0"/>
   </w:num>
-  <w:num w:numId="3">
+  <w:num w:numId="3" w16cid:durableId="877205907">
     <w:abstractNumId w:val="1"/>
   </w:num>
 </w:numbering>
 </file>
 
 <file path=word/styles.xml><?xml version="1.0" encoding="utf-8"?>
-<w:styles xmlns:mc="http://schemas.openxmlformats.org/markup-compatibility/2006" xmlns:r="http://schemas.openxmlformats.org/officeDocument/2006/relationships" xmlns:w="http://schemas.openxmlformats.org/wordprocessingml/2006/main" xmlns:w14="http://schemas.microsoft.com/office/word/2010/wordml" xmlns:w15="http://schemas.microsoft.com/office/word/2012/wordml" mc:Ignorable="w14 w15">
+<w:styles xmlns:mc="http://schemas.openxmlformats.org/markup-compatibility/2006" xmlns:r="http://schemas.openxmlformats.org/officeDocument/2006/relationships" xmlns:w="http://schemas.openxmlformats.org/wordprocessingml/2006/main" xmlns:w14="http://schemas.microsoft.com/office/word/2010/wordml" xmlns:w15="http://schemas.microsoft.com/office/word/2012/wordml" xmlns:w16cex="http://schemas.microsoft.com/office/word/2018/wordml/cex" xmlns:w16cid="http://schemas.microsoft.com/office/word/2016/wordml/cid" xmlns:w16="http://schemas.microsoft.com/office/word/2018/wordml" xmlns:w16du="http://schemas.microsoft.com/office/word/2023/wordml/word16du" xmlns:w16sdtdh="http://schemas.microsoft.com/office/word/2020/wordml/sdtdatahash" xmlns:w16sdtfl="http://schemas.microsoft.com/office/word/2024/wordml/sdtformatlock" xmlns:w16se="http://schemas.microsoft.com/office/word/2015/wordml/symex" mc:Ignorable="w14 w15 w16se w16cid w16 w16cex w16sdtdh w16sdtfl w16du">
   <w:docDefaults>
     <w:rPrDefault>
       <w:rPr>
@@ -2356,7 +2409,7 @@
       </w:pPr>
     </w:pPrDefault>
   </w:docDefaults>
-  <w:latentStyles w:defLockedState="0" w:defUIPriority="99" w:defSemiHidden="0" w:defUnhideWhenUsed="0" w:defQFormat="0" w:count="371">
+  <w:latentStyles w:defLockedState="0" w:defUIPriority="99" w:defSemiHidden="0" w:defUnhideWhenUsed="0" w:defQFormat="0" w:count="376">
     <w:lsdException w:name="Normal" w:uiPriority="0" w:qFormat="1"/>
     <w:lsdException w:name="heading 1" w:uiPriority="9" w:qFormat="1"/>
     <w:lsdException w:name="heading 2" w:semiHidden="1" w:uiPriority="9" w:unhideWhenUsed="1" w:qFormat="1"/>
@@ -2728,6 +2781,11 @@
     <w:lsdException w:name="List Table 5 Dark Accent 6" w:uiPriority="50"/>
     <w:lsdException w:name="List Table 6 Colorful Accent 6" w:uiPriority="51"/>
     <w:lsdException w:name="List Table 7 Colorful Accent 6" w:uiPriority="52"/>
+    <w:lsdException w:name="Mention" w:semiHidden="1" w:unhideWhenUsed="1"/>
+    <w:lsdException w:name="Smart Hyperlink" w:semiHidden="1" w:unhideWhenUsed="1"/>
+    <w:lsdException w:name="Hashtag" w:semiHidden="1" w:unhideWhenUsed="1"/>
+    <w:lsdException w:name="Unresolved Mention" w:semiHidden="1" w:unhideWhenUsed="1"/>
+    <w:lsdException w:name="Smart Link" w:semiHidden="1" w:unhideWhenUsed="1"/>
   </w:latentStyles>
   <w:style w:type="paragraph" w:default="1" w:styleId="a">
     <w:name w:val="Normal"/>
